--- a/optimized/crest/RISK_ASSESSMENT.docx
+++ b/optimized/crest/RISK_ASSESSMENT.docx
@@ -6,7 +6,7 @@
       <w:pPr>
         <w:pStyle w:val="Heading1"/>
         <w:bidi w:val="0"/>
-        <w:spacing w:before="240" w:after="283"/>
+        <w:spacing w:before="240" w:after="280"/>
         <w:jc w:val="left"/>
         <w:rPr/>
       </w:pPr>
@@ -131,17 +131,6 @@
     </w:p>
     <w:p>
       <w:pPr>
-        <w:pStyle w:val="HorizontalLine"/>
-        <w:bidi w:val="0"/>
-        <w:jc w:val="left"/>
-        <w:rPr/>
-      </w:pPr>
-      <w:r>
-        <w:rPr/>
-      </w:r>
-    </w:p>
-    <w:p>
-      <w:pPr>
         <w:pStyle w:val="Heading2"/>
         <w:bidi w:val="0"/>
         <w:jc w:val="left"/>
@@ -154,26 +143,26 @@
     </w:p>
     <w:tbl>
       <w:tblPr>
-        <w:tblW w:w="11339" w:type="dxa"/>
         <w:jc w:val="left"/>
         <w:tblInd w:w="28" w:type="dxa"/>
-        <w:tblLayout w:type="fixed"/>
         <w:tblCellMar>
           <w:top w:w="28" w:type="dxa"/>
           <w:left w:w="28" w:type="dxa"/>
           <w:bottom w:w="28" w:type="dxa"/>
           <w:right w:w="28" w:type="dxa"/>
         </w:tblCellMar>
+        <w:tblLayout w:type="fixed"/>
+        <w:tblW w:w="9072" w:type="dxa"/>
       </w:tblPr>
       <w:tblGrid>
-        <w:gridCol w:w="435"/>
-        <w:gridCol w:w="2668"/>
-        <w:gridCol w:w="551"/>
-        <w:gridCol w:w="220"/>
-        <w:gridCol w:w="220"/>
-        <w:gridCol w:w="485"/>
-        <w:gridCol w:w="5816"/>
-        <w:gridCol w:w="944"/>
+        <w:gridCol w:w="646"/>
+        <w:gridCol w:w="1324"/>
+        <w:gridCol w:w="646"/>
+        <w:gridCol w:w="646"/>
+        <w:gridCol w:w="646"/>
+        <w:gridCol w:w="646"/>
+        <w:gridCol w:w="3872"/>
+        <w:gridCol w:w="646"/>
       </w:tblGrid>
       <w:tr>
         <w:trPr>
@@ -181,15 +170,14 @@
         </w:trPr>
         <w:tc>
           <w:tcPr>
-            <w:tcW w:w="435" w:type="dxa"/>
-            <w:tcBorders/>
-            <w:vAlign w:val="center"/>
+            <w:tcBorders/>
+            <w:vAlign w:val="center"/>
+            <w:tcW w:w="646" w:type="dxa"/>
           </w:tcPr>
           <w:p>
             <w:pPr>
               <w:pStyle w:val="TableHeading"/>
               <w:suppressLineNumbers/>
-              <w:shd w:fill="EEEEEE" w:val="clear"/>
               <w:bidi w:val="0"/>
               <w:spacing w:before="0" w:after="283"/>
               <w:jc w:val="left"/>
@@ -203,15 +191,14 @@
         </w:tc>
         <w:tc>
           <w:tcPr>
-            <w:tcW w:w="2668" w:type="dxa"/>
-            <w:tcBorders/>
-            <w:vAlign w:val="center"/>
+            <w:tcBorders/>
+            <w:vAlign w:val="center"/>
+            <w:tcW w:w="1324" w:type="dxa"/>
           </w:tcPr>
           <w:p>
             <w:pPr>
               <w:pStyle w:val="TableHeading"/>
               <w:suppressLineNumbers/>
-              <w:shd w:fill="EEEEEE" w:val="clear"/>
               <w:bidi w:val="0"/>
               <w:spacing w:before="0" w:after="283"/>
               <w:jc w:val="left"/>
@@ -225,15 +212,14 @@
         </w:tc>
         <w:tc>
           <w:tcPr>
-            <w:tcW w:w="551" w:type="dxa"/>
-            <w:tcBorders/>
-            <w:vAlign w:val="center"/>
+            <w:tcBorders/>
+            <w:vAlign w:val="center"/>
+            <w:tcW w:w="646" w:type="dxa"/>
           </w:tcPr>
           <w:p>
             <w:pPr>
               <w:pStyle w:val="TableHeading"/>
               <w:suppressLineNumbers/>
-              <w:shd w:fill="EEEEEE" w:val="clear"/>
               <w:bidi w:val="0"/>
               <w:spacing w:before="0" w:after="283"/>
               <w:jc w:val="left"/>
@@ -247,15 +233,14 @@
         </w:tc>
         <w:tc>
           <w:tcPr>
-            <w:tcW w:w="220" w:type="dxa"/>
-            <w:tcBorders/>
-            <w:vAlign w:val="center"/>
+            <w:tcBorders/>
+            <w:vAlign w:val="center"/>
+            <w:tcW w:w="646" w:type="dxa"/>
           </w:tcPr>
           <w:p>
             <w:pPr>
               <w:pStyle w:val="TableHeading"/>
               <w:suppressLineNumbers/>
-              <w:shd w:fill="EEEEEE" w:val="clear"/>
               <w:bidi w:val="0"/>
               <w:spacing w:before="0" w:after="283"/>
               <w:jc w:val="left"/>
@@ -269,15 +254,14 @@
         </w:tc>
         <w:tc>
           <w:tcPr>
-            <w:tcW w:w="220" w:type="dxa"/>
-            <w:tcBorders/>
-            <w:vAlign w:val="center"/>
+            <w:tcBorders/>
+            <w:vAlign w:val="center"/>
+            <w:tcW w:w="646" w:type="dxa"/>
           </w:tcPr>
           <w:p>
             <w:pPr>
               <w:pStyle w:val="TableHeading"/>
               <w:suppressLineNumbers/>
-              <w:shd w:fill="EEEEEE" w:val="clear"/>
               <w:bidi w:val="0"/>
               <w:spacing w:before="0" w:after="283"/>
               <w:jc w:val="left"/>
@@ -291,15 +275,14 @@
         </w:tc>
         <w:tc>
           <w:tcPr>
-            <w:tcW w:w="485" w:type="dxa"/>
-            <w:tcBorders/>
-            <w:vAlign w:val="center"/>
+            <w:tcBorders/>
+            <w:vAlign w:val="center"/>
+            <w:tcW w:w="646" w:type="dxa"/>
           </w:tcPr>
           <w:p>
             <w:pPr>
               <w:pStyle w:val="TableHeading"/>
               <w:suppressLineNumbers/>
-              <w:shd w:fill="EEEEEE" w:val="clear"/>
               <w:bidi w:val="0"/>
               <w:spacing w:before="0" w:after="283"/>
               <w:jc w:val="left"/>
@@ -313,15 +296,14 @@
         </w:tc>
         <w:tc>
           <w:tcPr>
-            <w:tcW w:w="5816" w:type="dxa"/>
-            <w:tcBorders/>
-            <w:vAlign w:val="center"/>
+            <w:tcBorders/>
+            <w:vAlign w:val="center"/>
+            <w:tcW w:w="3872" w:type="dxa"/>
           </w:tcPr>
           <w:p>
             <w:pPr>
               <w:pStyle w:val="TableHeading"/>
               <w:suppressLineNumbers/>
-              <w:shd w:fill="EEEEEE" w:val="clear"/>
               <w:bidi w:val="0"/>
               <w:spacing w:before="0" w:after="283"/>
               <w:jc w:val="left"/>
@@ -335,15 +317,14 @@
         </w:tc>
         <w:tc>
           <w:tcPr>
-            <w:tcW w:w="944" w:type="dxa"/>
-            <w:tcBorders/>
-            <w:vAlign w:val="center"/>
+            <w:tcBorders/>
+            <w:vAlign w:val="center"/>
+            <w:tcW w:w="646" w:type="dxa"/>
           </w:tcPr>
           <w:p>
             <w:pPr>
               <w:pStyle w:val="TableHeading"/>
               <w:suppressLineNumbers/>
-              <w:shd w:fill="EEEEEE" w:val="clear"/>
               <w:bidi w:val="0"/>
               <w:spacing w:before="0" w:after="283"/>
               <w:jc w:val="left"/>
@@ -360,9 +341,9 @@
         <w:trPr/>
         <w:tc>
           <w:tcPr>
-            <w:tcW w:w="435" w:type="dxa"/>
-            <w:tcBorders/>
-            <w:vAlign w:val="center"/>
+            <w:tcBorders/>
+            <w:vAlign w:val="center"/>
+            <w:tcW w:w="646" w:type="dxa"/>
           </w:tcPr>
           <w:p>
             <w:pPr>
@@ -380,9 +361,9 @@
         </w:tc>
         <w:tc>
           <w:tcPr>
-            <w:tcW w:w="2668" w:type="dxa"/>
-            <w:tcBorders/>
-            <w:vAlign w:val="center"/>
+            <w:tcBorders/>
+            <w:vAlign w:val="center"/>
+            <w:tcW w:w="1324" w:type="dxa"/>
           </w:tcPr>
           <w:p>
             <w:pPr>
@@ -406,9 +387,9 @@
         </w:tc>
         <w:tc>
           <w:tcPr>
-            <w:tcW w:w="551" w:type="dxa"/>
-            <w:tcBorders/>
-            <w:vAlign w:val="center"/>
+            <w:tcBorders/>
+            <w:vAlign w:val="center"/>
+            <w:tcW w:w="646" w:type="dxa"/>
           </w:tcPr>
           <w:p>
             <w:pPr>
@@ -426,9 +407,9 @@
         </w:tc>
         <w:tc>
           <w:tcPr>
-            <w:tcW w:w="220" w:type="dxa"/>
-            <w:tcBorders/>
-            <w:vAlign w:val="center"/>
+            <w:tcBorders/>
+            <w:vAlign w:val="center"/>
+            <w:tcW w:w="646" w:type="dxa"/>
           </w:tcPr>
           <w:p>
             <w:pPr>
@@ -446,9 +427,9 @@
         </w:tc>
         <w:tc>
           <w:tcPr>
-            <w:tcW w:w="220" w:type="dxa"/>
-            <w:tcBorders/>
-            <w:vAlign w:val="center"/>
+            <w:tcBorders/>
+            <w:vAlign w:val="center"/>
+            <w:tcW w:w="646" w:type="dxa"/>
           </w:tcPr>
           <w:p>
             <w:pPr>
@@ -466,9 +447,9 @@
         </w:tc>
         <w:tc>
           <w:tcPr>
-            <w:tcW w:w="485" w:type="dxa"/>
-            <w:tcBorders/>
-            <w:vAlign w:val="center"/>
+            <w:tcBorders/>
+            <w:vAlign w:val="center"/>
+            <w:tcW w:w="646" w:type="dxa"/>
           </w:tcPr>
           <w:p>
             <w:pPr>
@@ -488,9 +469,9 @@
         </w:tc>
         <w:tc>
           <w:tcPr>
-            <w:tcW w:w="5816" w:type="dxa"/>
-            <w:tcBorders/>
-            <w:vAlign w:val="center"/>
+            <w:tcBorders/>
+            <w:vAlign w:val="center"/>
+            <w:tcW w:w="3872" w:type="dxa"/>
           </w:tcPr>
           <w:p>
             <w:pPr>
@@ -534,9 +515,9 @@
         </w:tc>
         <w:tc>
           <w:tcPr>
-            <w:tcW w:w="944" w:type="dxa"/>
-            <w:tcBorders/>
-            <w:vAlign w:val="center"/>
+            <w:tcBorders/>
+            <w:vAlign w:val="center"/>
+            <w:tcW w:w="646" w:type="dxa"/>
           </w:tcPr>
           <w:p>
             <w:pPr>
@@ -557,9 +538,9 @@
         <w:trPr/>
         <w:tc>
           <w:tcPr>
-            <w:tcW w:w="435" w:type="dxa"/>
-            <w:tcBorders/>
-            <w:vAlign w:val="center"/>
+            <w:tcBorders/>
+            <w:vAlign w:val="center"/>
+            <w:tcW w:w="646" w:type="dxa"/>
           </w:tcPr>
           <w:p>
             <w:pPr>
@@ -577,9 +558,9 @@
         </w:tc>
         <w:tc>
           <w:tcPr>
-            <w:tcW w:w="2668" w:type="dxa"/>
-            <w:tcBorders/>
-            <w:vAlign w:val="center"/>
+            <w:tcBorders/>
+            <w:vAlign w:val="center"/>
+            <w:tcW w:w="1324" w:type="dxa"/>
           </w:tcPr>
           <w:p>
             <w:pPr>
@@ -603,9 +584,9 @@
         </w:tc>
         <w:tc>
           <w:tcPr>
-            <w:tcW w:w="551" w:type="dxa"/>
-            <w:tcBorders/>
-            <w:vAlign w:val="center"/>
+            <w:tcBorders/>
+            <w:vAlign w:val="center"/>
+            <w:tcW w:w="646" w:type="dxa"/>
           </w:tcPr>
           <w:p>
             <w:pPr>
@@ -623,9 +604,9 @@
         </w:tc>
         <w:tc>
           <w:tcPr>
-            <w:tcW w:w="220" w:type="dxa"/>
-            <w:tcBorders/>
-            <w:vAlign w:val="center"/>
+            <w:tcBorders/>
+            <w:vAlign w:val="center"/>
+            <w:tcW w:w="646" w:type="dxa"/>
           </w:tcPr>
           <w:p>
             <w:pPr>
@@ -643,9 +624,9 @@
         </w:tc>
         <w:tc>
           <w:tcPr>
-            <w:tcW w:w="220" w:type="dxa"/>
-            <w:tcBorders/>
-            <w:vAlign w:val="center"/>
+            <w:tcBorders/>
+            <w:vAlign w:val="center"/>
+            <w:tcW w:w="646" w:type="dxa"/>
           </w:tcPr>
           <w:p>
             <w:pPr>
@@ -663,9 +644,9 @@
         </w:tc>
         <w:tc>
           <w:tcPr>
-            <w:tcW w:w="485" w:type="dxa"/>
-            <w:tcBorders/>
-            <w:vAlign w:val="center"/>
+            <w:tcBorders/>
+            <w:vAlign w:val="center"/>
+            <w:tcW w:w="646" w:type="dxa"/>
           </w:tcPr>
           <w:p>
             <w:pPr>
@@ -685,9 +666,9 @@
         </w:tc>
         <w:tc>
           <w:tcPr>
-            <w:tcW w:w="5816" w:type="dxa"/>
-            <w:tcBorders/>
-            <w:vAlign w:val="center"/>
+            <w:tcBorders/>
+            <w:vAlign w:val="center"/>
+            <w:tcW w:w="3872" w:type="dxa"/>
           </w:tcPr>
           <w:p>
             <w:pPr>
@@ -715,9 +696,9 @@
         </w:tc>
         <w:tc>
           <w:tcPr>
-            <w:tcW w:w="944" w:type="dxa"/>
-            <w:tcBorders/>
-            <w:vAlign w:val="center"/>
+            <w:tcBorders/>
+            <w:vAlign w:val="center"/>
+            <w:tcW w:w="646" w:type="dxa"/>
           </w:tcPr>
           <w:p>
             <w:pPr>
@@ -738,9 +719,9 @@
         <w:trPr/>
         <w:tc>
           <w:tcPr>
-            <w:tcW w:w="435" w:type="dxa"/>
-            <w:tcBorders/>
-            <w:vAlign w:val="center"/>
+            <w:tcBorders/>
+            <w:vAlign w:val="center"/>
+            <w:tcW w:w="646" w:type="dxa"/>
           </w:tcPr>
           <w:p>
             <w:pPr>
@@ -758,9 +739,9 @@
         </w:tc>
         <w:tc>
           <w:tcPr>
-            <w:tcW w:w="2668" w:type="dxa"/>
-            <w:tcBorders/>
-            <w:vAlign w:val="center"/>
+            <w:tcBorders/>
+            <w:vAlign w:val="center"/>
+            <w:tcW w:w="1324" w:type="dxa"/>
           </w:tcPr>
           <w:p>
             <w:pPr>
@@ -780,9 +761,9 @@
         </w:tc>
         <w:tc>
           <w:tcPr>
-            <w:tcW w:w="551" w:type="dxa"/>
-            <w:tcBorders/>
-            <w:vAlign w:val="center"/>
+            <w:tcBorders/>
+            <w:vAlign w:val="center"/>
+            <w:tcW w:w="646" w:type="dxa"/>
           </w:tcPr>
           <w:p>
             <w:pPr>
@@ -800,9 +781,9 @@
         </w:tc>
         <w:tc>
           <w:tcPr>
-            <w:tcW w:w="220" w:type="dxa"/>
-            <w:tcBorders/>
-            <w:vAlign w:val="center"/>
+            <w:tcBorders/>
+            <w:vAlign w:val="center"/>
+            <w:tcW w:w="646" w:type="dxa"/>
           </w:tcPr>
           <w:p>
             <w:pPr>
@@ -820,9 +801,9 @@
         </w:tc>
         <w:tc>
           <w:tcPr>
-            <w:tcW w:w="220" w:type="dxa"/>
-            <w:tcBorders/>
-            <w:vAlign w:val="center"/>
+            <w:tcBorders/>
+            <w:vAlign w:val="center"/>
+            <w:tcW w:w="646" w:type="dxa"/>
           </w:tcPr>
           <w:p>
             <w:pPr>
@@ -840,9 +821,9 @@
         </w:tc>
         <w:tc>
           <w:tcPr>
-            <w:tcW w:w="485" w:type="dxa"/>
-            <w:tcBorders/>
-            <w:vAlign w:val="center"/>
+            <w:tcBorders/>
+            <w:vAlign w:val="center"/>
+            <w:tcW w:w="646" w:type="dxa"/>
           </w:tcPr>
           <w:p>
             <w:pPr>
@@ -860,9 +841,9 @@
         </w:tc>
         <w:tc>
           <w:tcPr>
-            <w:tcW w:w="5816" w:type="dxa"/>
-            <w:tcBorders/>
-            <w:vAlign w:val="center"/>
+            <w:tcBorders/>
+            <w:vAlign w:val="center"/>
+            <w:tcW w:w="3872" w:type="dxa"/>
           </w:tcPr>
           <w:p>
             <w:pPr>
@@ -880,9 +861,9 @@
         </w:tc>
         <w:tc>
           <w:tcPr>
-            <w:tcW w:w="944" w:type="dxa"/>
-            <w:tcBorders/>
-            <w:vAlign w:val="center"/>
+            <w:tcBorders/>
+            <w:vAlign w:val="center"/>
+            <w:tcW w:w="646" w:type="dxa"/>
           </w:tcPr>
           <w:p>
             <w:pPr>
@@ -903,9 +884,9 @@
         <w:trPr/>
         <w:tc>
           <w:tcPr>
-            <w:tcW w:w="435" w:type="dxa"/>
-            <w:tcBorders/>
-            <w:vAlign w:val="center"/>
+            <w:tcBorders/>
+            <w:vAlign w:val="center"/>
+            <w:tcW w:w="646" w:type="dxa"/>
           </w:tcPr>
           <w:p>
             <w:pPr>
@@ -923,9 +904,9 @@
         </w:tc>
         <w:tc>
           <w:tcPr>
-            <w:tcW w:w="2668" w:type="dxa"/>
-            <w:tcBorders/>
-            <w:vAlign w:val="center"/>
+            <w:tcBorders/>
+            <w:vAlign w:val="center"/>
+            <w:tcW w:w="1324" w:type="dxa"/>
           </w:tcPr>
           <w:p>
             <w:pPr>
@@ -949,9 +930,9 @@
         </w:tc>
         <w:tc>
           <w:tcPr>
-            <w:tcW w:w="551" w:type="dxa"/>
-            <w:tcBorders/>
-            <w:vAlign w:val="center"/>
+            <w:tcBorders/>
+            <w:vAlign w:val="center"/>
+            <w:tcW w:w="646" w:type="dxa"/>
           </w:tcPr>
           <w:p>
             <w:pPr>
@@ -969,9 +950,9 @@
         </w:tc>
         <w:tc>
           <w:tcPr>
-            <w:tcW w:w="220" w:type="dxa"/>
-            <w:tcBorders/>
-            <w:vAlign w:val="center"/>
+            <w:tcBorders/>
+            <w:vAlign w:val="center"/>
+            <w:tcW w:w="646" w:type="dxa"/>
           </w:tcPr>
           <w:p>
             <w:pPr>
@@ -989,9 +970,9 @@
         </w:tc>
         <w:tc>
           <w:tcPr>
-            <w:tcW w:w="220" w:type="dxa"/>
-            <w:tcBorders/>
-            <w:vAlign w:val="center"/>
+            <w:tcBorders/>
+            <w:vAlign w:val="center"/>
+            <w:tcW w:w="646" w:type="dxa"/>
           </w:tcPr>
           <w:p>
             <w:pPr>
@@ -1009,9 +990,9 @@
         </w:tc>
         <w:tc>
           <w:tcPr>
-            <w:tcW w:w="485" w:type="dxa"/>
-            <w:tcBorders/>
-            <w:vAlign w:val="center"/>
+            <w:tcBorders/>
+            <w:vAlign w:val="center"/>
+            <w:tcW w:w="646" w:type="dxa"/>
           </w:tcPr>
           <w:p>
             <w:pPr>
@@ -1029,9 +1010,9 @@
         </w:tc>
         <w:tc>
           <w:tcPr>
-            <w:tcW w:w="5816" w:type="dxa"/>
-            <w:tcBorders/>
-            <w:vAlign w:val="center"/>
+            <w:tcBorders/>
+            <w:vAlign w:val="center"/>
+            <w:tcW w:w="3872" w:type="dxa"/>
           </w:tcPr>
           <w:p>
             <w:pPr>
@@ -1059,9 +1040,9 @@
         </w:tc>
         <w:tc>
           <w:tcPr>
-            <w:tcW w:w="944" w:type="dxa"/>
-            <w:tcBorders/>
-            <w:vAlign w:val="center"/>
+            <w:tcBorders/>
+            <w:vAlign w:val="center"/>
+            <w:tcW w:w="646" w:type="dxa"/>
           </w:tcPr>
           <w:p>
             <w:pPr>
@@ -1082,9 +1063,9 @@
         <w:trPr/>
         <w:tc>
           <w:tcPr>
-            <w:tcW w:w="435" w:type="dxa"/>
-            <w:tcBorders/>
-            <w:vAlign w:val="center"/>
+            <w:tcBorders/>
+            <w:vAlign w:val="center"/>
+            <w:tcW w:w="646" w:type="dxa"/>
           </w:tcPr>
           <w:p>
             <w:pPr>
@@ -1102,9 +1083,9 @@
         </w:tc>
         <w:tc>
           <w:tcPr>
-            <w:tcW w:w="2668" w:type="dxa"/>
-            <w:tcBorders/>
-            <w:vAlign w:val="center"/>
+            <w:tcBorders/>
+            <w:vAlign w:val="center"/>
+            <w:tcW w:w="1324" w:type="dxa"/>
           </w:tcPr>
           <w:p>
             <w:pPr>
@@ -1124,9 +1105,9 @@
         </w:tc>
         <w:tc>
           <w:tcPr>
-            <w:tcW w:w="551" w:type="dxa"/>
-            <w:tcBorders/>
-            <w:vAlign w:val="center"/>
+            <w:tcBorders/>
+            <w:vAlign w:val="center"/>
+            <w:tcW w:w="646" w:type="dxa"/>
           </w:tcPr>
           <w:p>
             <w:pPr>
@@ -1144,9 +1125,9 @@
         </w:tc>
         <w:tc>
           <w:tcPr>
-            <w:tcW w:w="220" w:type="dxa"/>
-            <w:tcBorders/>
-            <w:vAlign w:val="center"/>
+            <w:tcBorders/>
+            <w:vAlign w:val="center"/>
+            <w:tcW w:w="646" w:type="dxa"/>
           </w:tcPr>
           <w:p>
             <w:pPr>
@@ -1164,9 +1145,9 @@
         </w:tc>
         <w:tc>
           <w:tcPr>
-            <w:tcW w:w="220" w:type="dxa"/>
-            <w:tcBorders/>
-            <w:vAlign w:val="center"/>
+            <w:tcBorders/>
+            <w:vAlign w:val="center"/>
+            <w:tcW w:w="646" w:type="dxa"/>
           </w:tcPr>
           <w:p>
             <w:pPr>
@@ -1184,9 +1165,9 @@
         </w:tc>
         <w:tc>
           <w:tcPr>
-            <w:tcW w:w="485" w:type="dxa"/>
-            <w:tcBorders/>
-            <w:vAlign w:val="center"/>
+            <w:tcBorders/>
+            <w:vAlign w:val="center"/>
+            <w:tcW w:w="646" w:type="dxa"/>
           </w:tcPr>
           <w:p>
             <w:pPr>
@@ -1204,9 +1185,9 @@
         </w:tc>
         <w:tc>
           <w:tcPr>
-            <w:tcW w:w="5816" w:type="dxa"/>
-            <w:tcBorders/>
-            <w:vAlign w:val="center"/>
+            <w:tcBorders/>
+            <w:vAlign w:val="center"/>
+            <w:tcW w:w="3872" w:type="dxa"/>
           </w:tcPr>
           <w:p>
             <w:pPr>
@@ -1224,9 +1205,9 @@
         </w:tc>
         <w:tc>
           <w:tcPr>
-            <w:tcW w:w="944" w:type="dxa"/>
-            <w:tcBorders/>
-            <w:vAlign w:val="center"/>
+            <w:tcBorders/>
+            <w:vAlign w:val="center"/>
+            <w:tcW w:w="646" w:type="dxa"/>
           </w:tcPr>
           <w:p>
             <w:pPr>
@@ -1247,9 +1228,9 @@
         <w:trPr/>
         <w:tc>
           <w:tcPr>
-            <w:tcW w:w="435" w:type="dxa"/>
-            <w:tcBorders/>
-            <w:vAlign w:val="center"/>
+            <w:tcBorders/>
+            <w:vAlign w:val="center"/>
+            <w:tcW w:w="646" w:type="dxa"/>
           </w:tcPr>
           <w:p>
             <w:pPr>
@@ -1267,9 +1248,9 @@
         </w:tc>
         <w:tc>
           <w:tcPr>
-            <w:tcW w:w="2668" w:type="dxa"/>
-            <w:tcBorders/>
-            <w:vAlign w:val="center"/>
+            <w:tcBorders/>
+            <w:vAlign w:val="center"/>
+            <w:tcW w:w="1324" w:type="dxa"/>
           </w:tcPr>
           <w:p>
             <w:pPr>
@@ -1289,9 +1270,9 @@
         </w:tc>
         <w:tc>
           <w:tcPr>
-            <w:tcW w:w="551" w:type="dxa"/>
-            <w:tcBorders/>
-            <w:vAlign w:val="center"/>
+            <w:tcBorders/>
+            <w:vAlign w:val="center"/>
+            <w:tcW w:w="646" w:type="dxa"/>
           </w:tcPr>
           <w:p>
             <w:pPr>
@@ -1309,9 +1290,9 @@
         </w:tc>
         <w:tc>
           <w:tcPr>
-            <w:tcW w:w="220" w:type="dxa"/>
-            <w:tcBorders/>
-            <w:vAlign w:val="center"/>
+            <w:tcBorders/>
+            <w:vAlign w:val="center"/>
+            <w:tcW w:w="646" w:type="dxa"/>
           </w:tcPr>
           <w:p>
             <w:pPr>
@@ -1329,9 +1310,9 @@
         </w:tc>
         <w:tc>
           <w:tcPr>
-            <w:tcW w:w="220" w:type="dxa"/>
-            <w:tcBorders/>
-            <w:vAlign w:val="center"/>
+            <w:tcBorders/>
+            <w:vAlign w:val="center"/>
+            <w:tcW w:w="646" w:type="dxa"/>
           </w:tcPr>
           <w:p>
             <w:pPr>
@@ -1349,9 +1330,9 @@
         </w:tc>
         <w:tc>
           <w:tcPr>
-            <w:tcW w:w="485" w:type="dxa"/>
-            <w:tcBorders/>
-            <w:vAlign w:val="center"/>
+            <w:tcBorders/>
+            <w:vAlign w:val="center"/>
+            <w:tcW w:w="646" w:type="dxa"/>
           </w:tcPr>
           <w:p>
             <w:pPr>
@@ -1369,9 +1350,9 @@
         </w:tc>
         <w:tc>
           <w:tcPr>
-            <w:tcW w:w="5816" w:type="dxa"/>
-            <w:tcBorders/>
-            <w:vAlign w:val="center"/>
+            <w:tcBorders/>
+            <w:vAlign w:val="center"/>
+            <w:tcW w:w="3872" w:type="dxa"/>
           </w:tcPr>
           <w:p>
             <w:pPr>
@@ -1395,9 +1376,9 @@
         </w:tc>
         <w:tc>
           <w:tcPr>
-            <w:tcW w:w="944" w:type="dxa"/>
-            <w:tcBorders/>
-            <w:vAlign w:val="center"/>
+            <w:tcBorders/>
+            <w:vAlign w:val="center"/>
+            <w:tcW w:w="646" w:type="dxa"/>
           </w:tcPr>
           <w:p>
             <w:pPr>
@@ -1418,9 +1399,9 @@
         <w:trPr/>
         <w:tc>
           <w:tcPr>
-            <w:tcW w:w="435" w:type="dxa"/>
-            <w:tcBorders/>
-            <w:vAlign w:val="center"/>
+            <w:tcBorders/>
+            <w:vAlign w:val="center"/>
+            <w:tcW w:w="646" w:type="dxa"/>
           </w:tcPr>
           <w:p>
             <w:pPr>
@@ -1438,9 +1419,9 @@
         </w:tc>
         <w:tc>
           <w:tcPr>
-            <w:tcW w:w="2668" w:type="dxa"/>
-            <w:tcBorders/>
-            <w:vAlign w:val="center"/>
+            <w:tcBorders/>
+            <w:vAlign w:val="center"/>
+            <w:tcW w:w="1324" w:type="dxa"/>
           </w:tcPr>
           <w:p>
             <w:pPr>
@@ -1464,9 +1445,9 @@
         </w:tc>
         <w:tc>
           <w:tcPr>
-            <w:tcW w:w="551" w:type="dxa"/>
-            <w:tcBorders/>
-            <w:vAlign w:val="center"/>
+            <w:tcBorders/>
+            <w:vAlign w:val="center"/>
+            <w:tcW w:w="646" w:type="dxa"/>
           </w:tcPr>
           <w:p>
             <w:pPr>
@@ -1484,9 +1465,9 @@
         </w:tc>
         <w:tc>
           <w:tcPr>
-            <w:tcW w:w="220" w:type="dxa"/>
-            <w:tcBorders/>
-            <w:vAlign w:val="center"/>
+            <w:tcBorders/>
+            <w:vAlign w:val="center"/>
+            <w:tcW w:w="646" w:type="dxa"/>
           </w:tcPr>
           <w:p>
             <w:pPr>
@@ -1504,9 +1485,9 @@
         </w:tc>
         <w:tc>
           <w:tcPr>
-            <w:tcW w:w="220" w:type="dxa"/>
-            <w:tcBorders/>
-            <w:vAlign w:val="center"/>
+            <w:tcBorders/>
+            <w:vAlign w:val="center"/>
+            <w:tcW w:w="646" w:type="dxa"/>
           </w:tcPr>
           <w:p>
             <w:pPr>
@@ -1524,9 +1505,9 @@
         </w:tc>
         <w:tc>
           <w:tcPr>
-            <w:tcW w:w="485" w:type="dxa"/>
-            <w:tcBorders/>
-            <w:vAlign w:val="center"/>
+            <w:tcBorders/>
+            <w:vAlign w:val="center"/>
+            <w:tcW w:w="646" w:type="dxa"/>
           </w:tcPr>
           <w:p>
             <w:pPr>
@@ -1544,9 +1525,9 @@
         </w:tc>
         <w:tc>
           <w:tcPr>
-            <w:tcW w:w="5816" w:type="dxa"/>
-            <w:tcBorders/>
-            <w:vAlign w:val="center"/>
+            <w:tcBorders/>
+            <w:vAlign w:val="center"/>
+            <w:tcW w:w="3872" w:type="dxa"/>
           </w:tcPr>
           <w:p>
             <w:pPr>
@@ -1570,9 +1551,9 @@
         </w:tc>
         <w:tc>
           <w:tcPr>
-            <w:tcW w:w="944" w:type="dxa"/>
-            <w:tcBorders/>
-            <w:vAlign w:val="center"/>
+            <w:tcBorders/>
+            <w:vAlign w:val="center"/>
+            <w:tcW w:w="646" w:type="dxa"/>
           </w:tcPr>
           <w:p>
             <w:pPr>
@@ -1593,9 +1574,9 @@
         <w:trPr/>
         <w:tc>
           <w:tcPr>
-            <w:tcW w:w="435" w:type="dxa"/>
-            <w:tcBorders/>
-            <w:vAlign w:val="center"/>
+            <w:tcBorders/>
+            <w:vAlign w:val="center"/>
+            <w:tcW w:w="646" w:type="dxa"/>
           </w:tcPr>
           <w:p>
             <w:pPr>
@@ -1613,9 +1594,9 @@
         </w:tc>
         <w:tc>
           <w:tcPr>
-            <w:tcW w:w="2668" w:type="dxa"/>
-            <w:tcBorders/>
-            <w:vAlign w:val="center"/>
+            <w:tcBorders/>
+            <w:vAlign w:val="center"/>
+            <w:tcW w:w="1324" w:type="dxa"/>
           </w:tcPr>
           <w:p>
             <w:pPr>
@@ -1639,9 +1620,9 @@
         </w:tc>
         <w:tc>
           <w:tcPr>
-            <w:tcW w:w="551" w:type="dxa"/>
-            <w:tcBorders/>
-            <w:vAlign w:val="center"/>
+            <w:tcBorders/>
+            <w:vAlign w:val="center"/>
+            <w:tcW w:w="646" w:type="dxa"/>
           </w:tcPr>
           <w:p>
             <w:pPr>
@@ -1659,9 +1640,9 @@
         </w:tc>
         <w:tc>
           <w:tcPr>
-            <w:tcW w:w="220" w:type="dxa"/>
-            <w:tcBorders/>
-            <w:vAlign w:val="center"/>
+            <w:tcBorders/>
+            <w:vAlign w:val="center"/>
+            <w:tcW w:w="646" w:type="dxa"/>
           </w:tcPr>
           <w:p>
             <w:pPr>
@@ -1679,9 +1660,9 @@
         </w:tc>
         <w:tc>
           <w:tcPr>
-            <w:tcW w:w="220" w:type="dxa"/>
-            <w:tcBorders/>
-            <w:vAlign w:val="center"/>
+            <w:tcBorders/>
+            <w:vAlign w:val="center"/>
+            <w:tcW w:w="646" w:type="dxa"/>
           </w:tcPr>
           <w:p>
             <w:pPr>
@@ -1699,9 +1680,9 @@
         </w:tc>
         <w:tc>
           <w:tcPr>
-            <w:tcW w:w="485" w:type="dxa"/>
-            <w:tcBorders/>
-            <w:vAlign w:val="center"/>
+            <w:tcBorders/>
+            <w:vAlign w:val="center"/>
+            <w:tcW w:w="646" w:type="dxa"/>
           </w:tcPr>
           <w:p>
             <w:pPr>
@@ -1719,9 +1700,9 @@
         </w:tc>
         <w:tc>
           <w:tcPr>
-            <w:tcW w:w="5816" w:type="dxa"/>
-            <w:tcBorders/>
-            <w:vAlign w:val="center"/>
+            <w:tcBorders/>
+            <w:vAlign w:val="center"/>
+            <w:tcW w:w="3872" w:type="dxa"/>
           </w:tcPr>
           <w:p>
             <w:pPr>
@@ -1749,9 +1730,9 @@
         </w:tc>
         <w:tc>
           <w:tcPr>
-            <w:tcW w:w="944" w:type="dxa"/>
-            <w:tcBorders/>
-            <w:vAlign w:val="center"/>
+            <w:tcBorders/>
+            <w:vAlign w:val="center"/>
+            <w:tcW w:w="646" w:type="dxa"/>
           </w:tcPr>
           <w:p>
             <w:pPr>
@@ -1783,26 +1764,26 @@
     </w:p>
     <w:tbl>
       <w:tblPr>
-        <w:tblW w:w="11339" w:type="dxa"/>
         <w:jc w:val="left"/>
         <w:tblInd w:w="28" w:type="dxa"/>
-        <w:tblLayout w:type="fixed"/>
         <w:tblCellMar>
           <w:top w:w="28" w:type="dxa"/>
           <w:left w:w="28" w:type="dxa"/>
           <w:bottom w:w="28" w:type="dxa"/>
           <w:right w:w="28" w:type="dxa"/>
         </w:tblCellMar>
+        <w:tblLayout w:type="fixed"/>
+        <w:tblW w:w="9072" w:type="dxa"/>
       </w:tblPr>
       <w:tblGrid>
-        <w:gridCol w:w="351"/>
-        <w:gridCol w:w="2307"/>
-        <w:gridCol w:w="1383"/>
-        <w:gridCol w:w="220"/>
-        <w:gridCol w:w="220"/>
-        <w:gridCol w:w="485"/>
-        <w:gridCol w:w="5428"/>
-        <w:gridCol w:w="945"/>
+        <w:gridCol w:w="673"/>
+        <w:gridCol w:w="1807"/>
+        <w:gridCol w:w="673"/>
+        <w:gridCol w:w="673"/>
+        <w:gridCol w:w="673"/>
+        <w:gridCol w:w="673"/>
+        <w:gridCol w:w="3230"/>
+        <w:gridCol w:w="670"/>
       </w:tblGrid>
       <w:tr>
         <w:trPr>
@@ -1810,15 +1791,14 @@
         </w:trPr>
         <w:tc>
           <w:tcPr>
-            <w:tcW w:w="351" w:type="dxa"/>
-            <w:tcBorders/>
-            <w:vAlign w:val="center"/>
+            <w:tcBorders/>
+            <w:vAlign w:val="center"/>
+            <w:tcW w:w="673" w:type="dxa"/>
           </w:tcPr>
           <w:p>
             <w:pPr>
               <w:pStyle w:val="TableHeading"/>
               <w:suppressLineNumbers/>
-              <w:shd w:fill="EEEEEE" w:val="clear"/>
               <w:bidi w:val="0"/>
               <w:spacing w:before="0" w:after="283"/>
               <w:jc w:val="left"/>
@@ -1832,15 +1812,14 @@
         </w:tc>
         <w:tc>
           <w:tcPr>
-            <w:tcW w:w="2307" w:type="dxa"/>
-            <w:tcBorders/>
-            <w:vAlign w:val="center"/>
+            <w:tcBorders/>
+            <w:vAlign w:val="center"/>
+            <w:tcW w:w="1807" w:type="dxa"/>
           </w:tcPr>
           <w:p>
             <w:pPr>
               <w:pStyle w:val="TableHeading"/>
               <w:suppressLineNumbers/>
-              <w:shd w:fill="EEEEEE" w:val="clear"/>
               <w:bidi w:val="0"/>
               <w:spacing w:before="0" w:after="283"/>
               <w:jc w:val="left"/>
@@ -1854,15 +1833,14 @@
         </w:tc>
         <w:tc>
           <w:tcPr>
-            <w:tcW w:w="1383" w:type="dxa"/>
-            <w:tcBorders/>
-            <w:vAlign w:val="center"/>
+            <w:tcBorders/>
+            <w:vAlign w:val="center"/>
+            <w:tcW w:w="673" w:type="dxa"/>
           </w:tcPr>
           <w:p>
             <w:pPr>
               <w:pStyle w:val="TableHeading"/>
               <w:suppressLineNumbers/>
-              <w:shd w:fill="EEEEEE" w:val="clear"/>
               <w:bidi w:val="0"/>
               <w:spacing w:before="0" w:after="283"/>
               <w:jc w:val="left"/>
@@ -1876,15 +1854,14 @@
         </w:tc>
         <w:tc>
           <w:tcPr>
-            <w:tcW w:w="220" w:type="dxa"/>
-            <w:tcBorders/>
-            <w:vAlign w:val="center"/>
+            <w:tcBorders/>
+            <w:vAlign w:val="center"/>
+            <w:tcW w:w="673" w:type="dxa"/>
           </w:tcPr>
           <w:p>
             <w:pPr>
               <w:pStyle w:val="TableHeading"/>
               <w:suppressLineNumbers/>
-              <w:shd w:fill="EEEEEE" w:val="clear"/>
               <w:bidi w:val="0"/>
               <w:spacing w:before="0" w:after="283"/>
               <w:jc w:val="left"/>
@@ -1898,15 +1875,14 @@
         </w:tc>
         <w:tc>
           <w:tcPr>
-            <w:tcW w:w="220" w:type="dxa"/>
-            <w:tcBorders/>
-            <w:vAlign w:val="center"/>
+            <w:tcBorders/>
+            <w:vAlign w:val="center"/>
+            <w:tcW w:w="673" w:type="dxa"/>
           </w:tcPr>
           <w:p>
             <w:pPr>
               <w:pStyle w:val="TableHeading"/>
               <w:suppressLineNumbers/>
-              <w:shd w:fill="EEEEEE" w:val="clear"/>
               <w:bidi w:val="0"/>
               <w:spacing w:before="0" w:after="283"/>
               <w:jc w:val="left"/>
@@ -1920,15 +1896,14 @@
         </w:tc>
         <w:tc>
           <w:tcPr>
-            <w:tcW w:w="485" w:type="dxa"/>
-            <w:tcBorders/>
-            <w:vAlign w:val="center"/>
+            <w:tcBorders/>
+            <w:vAlign w:val="center"/>
+            <w:tcW w:w="673" w:type="dxa"/>
           </w:tcPr>
           <w:p>
             <w:pPr>
               <w:pStyle w:val="TableHeading"/>
               <w:suppressLineNumbers/>
-              <w:shd w:fill="EEEEEE" w:val="clear"/>
               <w:bidi w:val="0"/>
               <w:spacing w:before="0" w:after="283"/>
               <w:jc w:val="left"/>
@@ -1942,15 +1917,14 @@
         </w:tc>
         <w:tc>
           <w:tcPr>
-            <w:tcW w:w="5428" w:type="dxa"/>
-            <w:tcBorders/>
-            <w:vAlign w:val="center"/>
+            <w:tcBorders/>
+            <w:vAlign w:val="center"/>
+            <w:tcW w:w="3230" w:type="dxa"/>
           </w:tcPr>
           <w:p>
             <w:pPr>
               <w:pStyle w:val="TableHeading"/>
               <w:suppressLineNumbers/>
-              <w:shd w:fill="EEEEEE" w:val="clear"/>
               <w:bidi w:val="0"/>
               <w:spacing w:before="0" w:after="283"/>
               <w:jc w:val="left"/>
@@ -1964,15 +1938,14 @@
         </w:tc>
         <w:tc>
           <w:tcPr>
-            <w:tcW w:w="945" w:type="dxa"/>
-            <w:tcBorders/>
-            <w:vAlign w:val="center"/>
+            <w:tcBorders/>
+            <w:vAlign w:val="center"/>
+            <w:tcW w:w="670" w:type="dxa"/>
           </w:tcPr>
           <w:p>
             <w:pPr>
               <w:pStyle w:val="TableHeading"/>
               <w:suppressLineNumbers/>
-              <w:shd w:fill="EEEEEE" w:val="clear"/>
               <w:bidi w:val="0"/>
               <w:spacing w:before="0" w:after="283"/>
               <w:jc w:val="left"/>
@@ -1989,9 +1962,9 @@
         <w:trPr/>
         <w:tc>
           <w:tcPr>
-            <w:tcW w:w="351" w:type="dxa"/>
-            <w:tcBorders/>
-            <w:vAlign w:val="center"/>
+            <w:tcBorders/>
+            <w:vAlign w:val="center"/>
+            <w:tcW w:w="673" w:type="dxa"/>
           </w:tcPr>
           <w:p>
             <w:pPr>
@@ -2009,9 +1982,9 @@
         </w:tc>
         <w:tc>
           <w:tcPr>
-            <w:tcW w:w="2307" w:type="dxa"/>
-            <w:tcBorders/>
-            <w:vAlign w:val="center"/>
+            <w:tcBorders/>
+            <w:vAlign w:val="center"/>
+            <w:tcW w:w="1807" w:type="dxa"/>
           </w:tcPr>
           <w:p>
             <w:pPr>
@@ -2035,9 +2008,9 @@
         </w:tc>
         <w:tc>
           <w:tcPr>
-            <w:tcW w:w="1383" w:type="dxa"/>
-            <w:tcBorders/>
-            <w:vAlign w:val="center"/>
+            <w:tcBorders/>
+            <w:vAlign w:val="center"/>
+            <w:tcW w:w="673" w:type="dxa"/>
           </w:tcPr>
           <w:p>
             <w:pPr>
@@ -2055,9 +2028,9 @@
         </w:tc>
         <w:tc>
           <w:tcPr>
-            <w:tcW w:w="220" w:type="dxa"/>
-            <w:tcBorders/>
-            <w:vAlign w:val="center"/>
+            <w:tcBorders/>
+            <w:vAlign w:val="center"/>
+            <w:tcW w:w="673" w:type="dxa"/>
           </w:tcPr>
           <w:p>
             <w:pPr>
@@ -2075,9 +2048,9 @@
         </w:tc>
         <w:tc>
           <w:tcPr>
-            <w:tcW w:w="220" w:type="dxa"/>
-            <w:tcBorders/>
-            <w:vAlign w:val="center"/>
+            <w:tcBorders/>
+            <w:vAlign w:val="center"/>
+            <w:tcW w:w="673" w:type="dxa"/>
           </w:tcPr>
           <w:p>
             <w:pPr>
@@ -2095,9 +2068,9 @@
         </w:tc>
         <w:tc>
           <w:tcPr>
-            <w:tcW w:w="485" w:type="dxa"/>
-            <w:tcBorders/>
-            <w:vAlign w:val="center"/>
+            <w:tcBorders/>
+            <w:vAlign w:val="center"/>
+            <w:tcW w:w="673" w:type="dxa"/>
           </w:tcPr>
           <w:p>
             <w:pPr>
@@ -2117,9 +2090,9 @@
         </w:tc>
         <w:tc>
           <w:tcPr>
-            <w:tcW w:w="5428" w:type="dxa"/>
-            <w:tcBorders/>
-            <w:vAlign w:val="center"/>
+            <w:tcBorders/>
+            <w:vAlign w:val="center"/>
+            <w:tcW w:w="3230" w:type="dxa"/>
           </w:tcPr>
           <w:p>
             <w:pPr>
@@ -2163,9 +2136,9 @@
         </w:tc>
         <w:tc>
           <w:tcPr>
-            <w:tcW w:w="945" w:type="dxa"/>
-            <w:tcBorders/>
-            <w:vAlign w:val="center"/>
+            <w:tcBorders/>
+            <w:vAlign w:val="center"/>
+            <w:tcW w:w="670" w:type="dxa"/>
           </w:tcPr>
           <w:p>
             <w:pPr>
@@ -2186,9 +2159,9 @@
         <w:trPr/>
         <w:tc>
           <w:tcPr>
-            <w:tcW w:w="351" w:type="dxa"/>
-            <w:tcBorders/>
-            <w:vAlign w:val="center"/>
+            <w:tcBorders/>
+            <w:vAlign w:val="center"/>
+            <w:tcW w:w="673" w:type="dxa"/>
           </w:tcPr>
           <w:p>
             <w:pPr>
@@ -2206,9 +2179,9 @@
         </w:tc>
         <w:tc>
           <w:tcPr>
-            <w:tcW w:w="2307" w:type="dxa"/>
-            <w:tcBorders/>
-            <w:vAlign w:val="center"/>
+            <w:tcBorders/>
+            <w:vAlign w:val="center"/>
+            <w:tcW w:w="1807" w:type="dxa"/>
           </w:tcPr>
           <w:p>
             <w:pPr>
@@ -2232,9 +2205,9 @@
         </w:tc>
         <w:tc>
           <w:tcPr>
-            <w:tcW w:w="1383" w:type="dxa"/>
-            <w:tcBorders/>
-            <w:vAlign w:val="center"/>
+            <w:tcBorders/>
+            <w:vAlign w:val="center"/>
+            <w:tcW w:w="673" w:type="dxa"/>
           </w:tcPr>
           <w:p>
             <w:pPr>
@@ -2252,9 +2225,9 @@
         </w:tc>
         <w:tc>
           <w:tcPr>
-            <w:tcW w:w="220" w:type="dxa"/>
-            <w:tcBorders/>
-            <w:vAlign w:val="center"/>
+            <w:tcBorders/>
+            <w:vAlign w:val="center"/>
+            <w:tcW w:w="673" w:type="dxa"/>
           </w:tcPr>
           <w:p>
             <w:pPr>
@@ -2272,9 +2245,9 @@
         </w:tc>
         <w:tc>
           <w:tcPr>
-            <w:tcW w:w="220" w:type="dxa"/>
-            <w:tcBorders/>
-            <w:vAlign w:val="center"/>
+            <w:tcBorders/>
+            <w:vAlign w:val="center"/>
+            <w:tcW w:w="673" w:type="dxa"/>
           </w:tcPr>
           <w:p>
             <w:pPr>
@@ -2292,9 +2265,9 @@
         </w:tc>
         <w:tc>
           <w:tcPr>
-            <w:tcW w:w="485" w:type="dxa"/>
-            <w:tcBorders/>
-            <w:vAlign w:val="center"/>
+            <w:tcBorders/>
+            <w:vAlign w:val="center"/>
+            <w:tcW w:w="673" w:type="dxa"/>
           </w:tcPr>
           <w:p>
             <w:pPr>
@@ -2312,9 +2285,9 @@
         </w:tc>
         <w:tc>
           <w:tcPr>
-            <w:tcW w:w="5428" w:type="dxa"/>
-            <w:tcBorders/>
-            <w:vAlign w:val="center"/>
+            <w:tcBorders/>
+            <w:vAlign w:val="center"/>
+            <w:tcW w:w="3230" w:type="dxa"/>
           </w:tcPr>
           <w:p>
             <w:pPr>
@@ -2338,9 +2311,9 @@
         </w:tc>
         <w:tc>
           <w:tcPr>
-            <w:tcW w:w="945" w:type="dxa"/>
-            <w:tcBorders/>
-            <w:vAlign w:val="center"/>
+            <w:tcBorders/>
+            <w:vAlign w:val="center"/>
+            <w:tcW w:w="670" w:type="dxa"/>
           </w:tcPr>
           <w:p>
             <w:pPr>
@@ -2361,9 +2334,9 @@
         <w:trPr/>
         <w:tc>
           <w:tcPr>
-            <w:tcW w:w="351" w:type="dxa"/>
-            <w:tcBorders/>
-            <w:vAlign w:val="center"/>
+            <w:tcBorders/>
+            <w:vAlign w:val="center"/>
+            <w:tcW w:w="673" w:type="dxa"/>
           </w:tcPr>
           <w:p>
             <w:pPr>
@@ -2381,9 +2354,9 @@
         </w:tc>
         <w:tc>
           <w:tcPr>
-            <w:tcW w:w="2307" w:type="dxa"/>
-            <w:tcBorders/>
-            <w:vAlign w:val="center"/>
+            <w:tcBorders/>
+            <w:vAlign w:val="center"/>
+            <w:tcW w:w="1807" w:type="dxa"/>
           </w:tcPr>
           <w:p>
             <w:pPr>
@@ -2407,9 +2380,9 @@
         </w:tc>
         <w:tc>
           <w:tcPr>
-            <w:tcW w:w="1383" w:type="dxa"/>
-            <w:tcBorders/>
-            <w:vAlign w:val="center"/>
+            <w:tcBorders/>
+            <w:vAlign w:val="center"/>
+            <w:tcW w:w="673" w:type="dxa"/>
           </w:tcPr>
           <w:p>
             <w:pPr>
@@ -2427,9 +2400,9 @@
         </w:tc>
         <w:tc>
           <w:tcPr>
-            <w:tcW w:w="220" w:type="dxa"/>
-            <w:tcBorders/>
-            <w:vAlign w:val="center"/>
+            <w:tcBorders/>
+            <w:vAlign w:val="center"/>
+            <w:tcW w:w="673" w:type="dxa"/>
           </w:tcPr>
           <w:p>
             <w:pPr>
@@ -2447,9 +2420,9 @@
         </w:tc>
         <w:tc>
           <w:tcPr>
-            <w:tcW w:w="220" w:type="dxa"/>
-            <w:tcBorders/>
-            <w:vAlign w:val="center"/>
+            <w:tcBorders/>
+            <w:vAlign w:val="center"/>
+            <w:tcW w:w="673" w:type="dxa"/>
           </w:tcPr>
           <w:p>
             <w:pPr>
@@ -2467,9 +2440,9 @@
         </w:tc>
         <w:tc>
           <w:tcPr>
-            <w:tcW w:w="485" w:type="dxa"/>
-            <w:tcBorders/>
-            <w:vAlign w:val="center"/>
+            <w:tcBorders/>
+            <w:vAlign w:val="center"/>
+            <w:tcW w:w="673" w:type="dxa"/>
           </w:tcPr>
           <w:p>
             <w:pPr>
@@ -2487,9 +2460,9 @@
         </w:tc>
         <w:tc>
           <w:tcPr>
-            <w:tcW w:w="5428" w:type="dxa"/>
-            <w:tcBorders/>
-            <w:vAlign w:val="center"/>
+            <w:tcBorders/>
+            <w:vAlign w:val="center"/>
+            <w:tcW w:w="3230" w:type="dxa"/>
           </w:tcPr>
           <w:p>
             <w:pPr>
@@ -2513,9 +2486,9 @@
         </w:tc>
         <w:tc>
           <w:tcPr>
-            <w:tcW w:w="945" w:type="dxa"/>
-            <w:tcBorders/>
-            <w:vAlign w:val="center"/>
+            <w:tcBorders/>
+            <w:vAlign w:val="center"/>
+            <w:tcW w:w="670" w:type="dxa"/>
           </w:tcPr>
           <w:p>
             <w:pPr>
@@ -2536,9 +2509,9 @@
         <w:trPr/>
         <w:tc>
           <w:tcPr>
-            <w:tcW w:w="351" w:type="dxa"/>
-            <w:tcBorders/>
-            <w:vAlign w:val="center"/>
+            <w:tcBorders/>
+            <w:vAlign w:val="center"/>
+            <w:tcW w:w="673" w:type="dxa"/>
           </w:tcPr>
           <w:p>
             <w:pPr>
@@ -2556,9 +2529,9 @@
         </w:tc>
         <w:tc>
           <w:tcPr>
-            <w:tcW w:w="2307" w:type="dxa"/>
-            <w:tcBorders/>
-            <w:vAlign w:val="center"/>
+            <w:tcBorders/>
+            <w:vAlign w:val="center"/>
+            <w:tcW w:w="1807" w:type="dxa"/>
           </w:tcPr>
           <w:p>
             <w:pPr>
@@ -2582,9 +2555,9 @@
         </w:tc>
         <w:tc>
           <w:tcPr>
-            <w:tcW w:w="1383" w:type="dxa"/>
-            <w:tcBorders/>
-            <w:vAlign w:val="center"/>
+            <w:tcBorders/>
+            <w:vAlign w:val="center"/>
+            <w:tcW w:w="673" w:type="dxa"/>
           </w:tcPr>
           <w:p>
             <w:pPr>
@@ -2602,9 +2575,9 @@
         </w:tc>
         <w:tc>
           <w:tcPr>
-            <w:tcW w:w="220" w:type="dxa"/>
-            <w:tcBorders/>
-            <w:vAlign w:val="center"/>
+            <w:tcBorders/>
+            <w:vAlign w:val="center"/>
+            <w:tcW w:w="673" w:type="dxa"/>
           </w:tcPr>
           <w:p>
             <w:pPr>
@@ -2622,9 +2595,9 @@
         </w:tc>
         <w:tc>
           <w:tcPr>
-            <w:tcW w:w="220" w:type="dxa"/>
-            <w:tcBorders/>
-            <w:vAlign w:val="center"/>
+            <w:tcBorders/>
+            <w:vAlign w:val="center"/>
+            <w:tcW w:w="673" w:type="dxa"/>
           </w:tcPr>
           <w:p>
             <w:pPr>
@@ -2642,9 +2615,9 @@
         </w:tc>
         <w:tc>
           <w:tcPr>
-            <w:tcW w:w="485" w:type="dxa"/>
-            <w:tcBorders/>
-            <w:vAlign w:val="center"/>
+            <w:tcBorders/>
+            <w:vAlign w:val="center"/>
+            <w:tcW w:w="673" w:type="dxa"/>
           </w:tcPr>
           <w:p>
             <w:pPr>
@@ -2662,9 +2635,9 @@
         </w:tc>
         <w:tc>
           <w:tcPr>
-            <w:tcW w:w="5428" w:type="dxa"/>
-            <w:tcBorders/>
-            <w:vAlign w:val="center"/>
+            <w:tcBorders/>
+            <w:vAlign w:val="center"/>
+            <w:tcW w:w="3230" w:type="dxa"/>
           </w:tcPr>
           <w:p>
             <w:pPr>
@@ -2692,9 +2665,9 @@
         </w:tc>
         <w:tc>
           <w:tcPr>
-            <w:tcW w:w="945" w:type="dxa"/>
-            <w:tcBorders/>
-            <w:vAlign w:val="center"/>
+            <w:tcBorders/>
+            <w:vAlign w:val="center"/>
+            <w:tcW w:w="670" w:type="dxa"/>
           </w:tcPr>
           <w:p>
             <w:pPr>
@@ -2715,9 +2688,9 @@
         <w:trPr/>
         <w:tc>
           <w:tcPr>
-            <w:tcW w:w="351" w:type="dxa"/>
-            <w:tcBorders/>
-            <w:vAlign w:val="center"/>
+            <w:tcBorders/>
+            <w:vAlign w:val="center"/>
+            <w:tcW w:w="673" w:type="dxa"/>
           </w:tcPr>
           <w:p>
             <w:pPr>
@@ -2735,9 +2708,9 @@
         </w:tc>
         <w:tc>
           <w:tcPr>
-            <w:tcW w:w="2307" w:type="dxa"/>
-            <w:tcBorders/>
-            <w:vAlign w:val="center"/>
+            <w:tcBorders/>
+            <w:vAlign w:val="center"/>
+            <w:tcW w:w="1807" w:type="dxa"/>
           </w:tcPr>
           <w:p>
             <w:pPr>
@@ -2761,9 +2734,9 @@
         </w:tc>
         <w:tc>
           <w:tcPr>
-            <w:tcW w:w="1383" w:type="dxa"/>
-            <w:tcBorders/>
-            <w:vAlign w:val="center"/>
+            <w:tcBorders/>
+            <w:vAlign w:val="center"/>
+            <w:tcW w:w="673" w:type="dxa"/>
           </w:tcPr>
           <w:p>
             <w:pPr>
@@ -2781,9 +2754,9 @@
         </w:tc>
         <w:tc>
           <w:tcPr>
-            <w:tcW w:w="220" w:type="dxa"/>
-            <w:tcBorders/>
-            <w:vAlign w:val="center"/>
+            <w:tcBorders/>
+            <w:vAlign w:val="center"/>
+            <w:tcW w:w="673" w:type="dxa"/>
           </w:tcPr>
           <w:p>
             <w:pPr>
@@ -2801,9 +2774,9 @@
         </w:tc>
         <w:tc>
           <w:tcPr>
-            <w:tcW w:w="220" w:type="dxa"/>
-            <w:tcBorders/>
-            <w:vAlign w:val="center"/>
+            <w:tcBorders/>
+            <w:vAlign w:val="center"/>
+            <w:tcW w:w="673" w:type="dxa"/>
           </w:tcPr>
           <w:p>
             <w:pPr>
@@ -2821,9 +2794,9 @@
         </w:tc>
         <w:tc>
           <w:tcPr>
-            <w:tcW w:w="485" w:type="dxa"/>
-            <w:tcBorders/>
-            <w:vAlign w:val="center"/>
+            <w:tcBorders/>
+            <w:vAlign w:val="center"/>
+            <w:tcW w:w="673" w:type="dxa"/>
           </w:tcPr>
           <w:p>
             <w:pPr>
@@ -2841,9 +2814,9 @@
         </w:tc>
         <w:tc>
           <w:tcPr>
-            <w:tcW w:w="5428" w:type="dxa"/>
-            <w:tcBorders/>
-            <w:vAlign w:val="center"/>
+            <w:tcBorders/>
+            <w:vAlign w:val="center"/>
+            <w:tcW w:w="3230" w:type="dxa"/>
           </w:tcPr>
           <w:p>
             <w:pPr>
@@ -2861,9 +2834,9 @@
         </w:tc>
         <w:tc>
           <w:tcPr>
-            <w:tcW w:w="945" w:type="dxa"/>
-            <w:tcBorders/>
-            <w:vAlign w:val="center"/>
+            <w:tcBorders/>
+            <w:vAlign w:val="center"/>
+            <w:tcW w:w="670" w:type="dxa"/>
           </w:tcPr>
           <w:p>
             <w:pPr>
@@ -2884,9 +2857,9 @@
         <w:trPr/>
         <w:tc>
           <w:tcPr>
-            <w:tcW w:w="351" w:type="dxa"/>
-            <w:tcBorders/>
-            <w:vAlign w:val="center"/>
+            <w:tcBorders/>
+            <w:vAlign w:val="center"/>
+            <w:tcW w:w="673" w:type="dxa"/>
           </w:tcPr>
           <w:p>
             <w:pPr>
@@ -2904,9 +2877,9 @@
         </w:tc>
         <w:tc>
           <w:tcPr>
-            <w:tcW w:w="2307" w:type="dxa"/>
-            <w:tcBorders/>
-            <w:vAlign w:val="center"/>
+            <w:tcBorders/>
+            <w:vAlign w:val="center"/>
+            <w:tcW w:w="1807" w:type="dxa"/>
           </w:tcPr>
           <w:p>
             <w:pPr>
@@ -2926,9 +2899,9 @@
         </w:tc>
         <w:tc>
           <w:tcPr>
-            <w:tcW w:w="1383" w:type="dxa"/>
-            <w:tcBorders/>
-            <w:vAlign w:val="center"/>
+            <w:tcBorders/>
+            <w:vAlign w:val="center"/>
+            <w:tcW w:w="673" w:type="dxa"/>
           </w:tcPr>
           <w:p>
             <w:pPr>
@@ -2946,9 +2919,9 @@
         </w:tc>
         <w:tc>
           <w:tcPr>
-            <w:tcW w:w="220" w:type="dxa"/>
-            <w:tcBorders/>
-            <w:vAlign w:val="center"/>
+            <w:tcBorders/>
+            <w:vAlign w:val="center"/>
+            <w:tcW w:w="673" w:type="dxa"/>
           </w:tcPr>
           <w:p>
             <w:pPr>
@@ -2966,9 +2939,9 @@
         </w:tc>
         <w:tc>
           <w:tcPr>
-            <w:tcW w:w="220" w:type="dxa"/>
-            <w:tcBorders/>
-            <w:vAlign w:val="center"/>
+            <w:tcBorders/>
+            <w:vAlign w:val="center"/>
+            <w:tcW w:w="673" w:type="dxa"/>
           </w:tcPr>
           <w:p>
             <w:pPr>
@@ -2986,9 +2959,9 @@
         </w:tc>
         <w:tc>
           <w:tcPr>
-            <w:tcW w:w="485" w:type="dxa"/>
-            <w:tcBorders/>
-            <w:vAlign w:val="center"/>
+            <w:tcBorders/>
+            <w:vAlign w:val="center"/>
+            <w:tcW w:w="673" w:type="dxa"/>
           </w:tcPr>
           <w:p>
             <w:pPr>
@@ -3006,9 +2979,9 @@
         </w:tc>
         <w:tc>
           <w:tcPr>
-            <w:tcW w:w="5428" w:type="dxa"/>
-            <w:tcBorders/>
-            <w:vAlign w:val="center"/>
+            <w:tcBorders/>
+            <w:vAlign w:val="center"/>
+            <w:tcW w:w="3230" w:type="dxa"/>
           </w:tcPr>
           <w:p>
             <w:pPr>
@@ -3026,9 +2999,9 @@
         </w:tc>
         <w:tc>
           <w:tcPr>
-            <w:tcW w:w="945" w:type="dxa"/>
-            <w:tcBorders/>
-            <w:vAlign w:val="center"/>
+            <w:tcBorders/>
+            <w:vAlign w:val="center"/>
+            <w:tcW w:w="670" w:type="dxa"/>
           </w:tcPr>
           <w:p>
             <w:pPr>
@@ -3049,9 +3022,9 @@
         <w:trPr/>
         <w:tc>
           <w:tcPr>
-            <w:tcW w:w="351" w:type="dxa"/>
-            <w:tcBorders/>
-            <w:vAlign w:val="center"/>
+            <w:tcBorders/>
+            <w:vAlign w:val="center"/>
+            <w:tcW w:w="673" w:type="dxa"/>
           </w:tcPr>
           <w:p>
             <w:pPr>
@@ -3069,9 +3042,9 @@
         </w:tc>
         <w:tc>
           <w:tcPr>
-            <w:tcW w:w="2307" w:type="dxa"/>
-            <w:tcBorders/>
-            <w:vAlign w:val="center"/>
+            <w:tcBorders/>
+            <w:vAlign w:val="center"/>
+            <w:tcW w:w="1807" w:type="dxa"/>
           </w:tcPr>
           <w:p>
             <w:pPr>
@@ -3095,9 +3068,9 @@
         </w:tc>
         <w:tc>
           <w:tcPr>
-            <w:tcW w:w="1383" w:type="dxa"/>
-            <w:tcBorders/>
-            <w:vAlign w:val="center"/>
+            <w:tcBorders/>
+            <w:vAlign w:val="center"/>
+            <w:tcW w:w="673" w:type="dxa"/>
           </w:tcPr>
           <w:p>
             <w:pPr>
@@ -3115,9 +3088,9 @@
         </w:tc>
         <w:tc>
           <w:tcPr>
-            <w:tcW w:w="220" w:type="dxa"/>
-            <w:tcBorders/>
-            <w:vAlign w:val="center"/>
+            <w:tcBorders/>
+            <w:vAlign w:val="center"/>
+            <w:tcW w:w="673" w:type="dxa"/>
           </w:tcPr>
           <w:p>
             <w:pPr>
@@ -3135,9 +3108,9 @@
         </w:tc>
         <w:tc>
           <w:tcPr>
-            <w:tcW w:w="220" w:type="dxa"/>
-            <w:tcBorders/>
-            <w:vAlign w:val="center"/>
+            <w:tcBorders/>
+            <w:vAlign w:val="center"/>
+            <w:tcW w:w="673" w:type="dxa"/>
           </w:tcPr>
           <w:p>
             <w:pPr>
@@ -3155,9 +3128,9 @@
         </w:tc>
         <w:tc>
           <w:tcPr>
-            <w:tcW w:w="485" w:type="dxa"/>
-            <w:tcBorders/>
-            <w:vAlign w:val="center"/>
+            <w:tcBorders/>
+            <w:vAlign w:val="center"/>
+            <w:tcW w:w="673" w:type="dxa"/>
           </w:tcPr>
           <w:p>
             <w:pPr>
@@ -3175,9 +3148,9 @@
         </w:tc>
         <w:tc>
           <w:tcPr>
-            <w:tcW w:w="5428" w:type="dxa"/>
-            <w:tcBorders/>
-            <w:vAlign w:val="center"/>
+            <w:tcBorders/>
+            <w:vAlign w:val="center"/>
+            <w:tcW w:w="3230" w:type="dxa"/>
           </w:tcPr>
           <w:p>
             <w:pPr>
@@ -3195,9 +3168,9 @@
         </w:tc>
         <w:tc>
           <w:tcPr>
-            <w:tcW w:w="945" w:type="dxa"/>
-            <w:tcBorders/>
-            <w:vAlign w:val="center"/>
+            <w:tcBorders/>
+            <w:vAlign w:val="center"/>
+            <w:tcW w:w="670" w:type="dxa"/>
           </w:tcPr>
           <w:p>
             <w:pPr>
@@ -3229,26 +3202,26 @@
     </w:p>
     <w:tbl>
       <w:tblPr>
-        <w:tblW w:w="11339" w:type="dxa"/>
         <w:jc w:val="left"/>
         <w:tblInd w:w="28" w:type="dxa"/>
-        <w:tblLayout w:type="fixed"/>
         <w:tblCellMar>
           <w:top w:w="28" w:type="dxa"/>
           <w:left w:w="28" w:type="dxa"/>
           <w:bottom w:w="28" w:type="dxa"/>
           <w:right w:w="28" w:type="dxa"/>
         </w:tblCellMar>
+        <w:tblLayout w:type="fixed"/>
+        <w:tblW w:w="9072" w:type="dxa"/>
       </w:tblPr>
       <w:tblGrid>
-        <w:gridCol w:w="357"/>
-        <w:gridCol w:w="2482"/>
-        <w:gridCol w:w="988"/>
-        <w:gridCol w:w="220"/>
-        <w:gridCol w:w="220"/>
-        <w:gridCol w:w="485"/>
-        <w:gridCol w:w="5642"/>
-        <w:gridCol w:w="945"/>
+        <w:gridCol w:w="676"/>
+        <w:gridCol w:w="1640"/>
+        <w:gridCol w:w="676"/>
+        <w:gridCol w:w="676"/>
+        <w:gridCol w:w="676"/>
+        <w:gridCol w:w="676"/>
+        <w:gridCol w:w="3378"/>
+        <w:gridCol w:w="674"/>
       </w:tblGrid>
       <w:tr>
         <w:trPr>
@@ -3256,15 +3229,14 @@
         </w:trPr>
         <w:tc>
           <w:tcPr>
-            <w:tcW w:w="357" w:type="dxa"/>
-            <w:tcBorders/>
-            <w:vAlign w:val="center"/>
+            <w:tcBorders/>
+            <w:vAlign w:val="center"/>
+            <w:tcW w:w="676" w:type="dxa"/>
           </w:tcPr>
           <w:p>
             <w:pPr>
               <w:pStyle w:val="TableHeading"/>
               <w:suppressLineNumbers/>
-              <w:shd w:fill="EEEEEE" w:val="clear"/>
               <w:bidi w:val="0"/>
               <w:spacing w:before="0" w:after="283"/>
               <w:jc w:val="left"/>
@@ -3278,15 +3250,14 @@
         </w:tc>
         <w:tc>
           <w:tcPr>
-            <w:tcW w:w="2482" w:type="dxa"/>
-            <w:tcBorders/>
-            <w:vAlign w:val="center"/>
+            <w:tcBorders/>
+            <w:vAlign w:val="center"/>
+            <w:tcW w:w="1640" w:type="dxa"/>
           </w:tcPr>
           <w:p>
             <w:pPr>
               <w:pStyle w:val="TableHeading"/>
               <w:suppressLineNumbers/>
-              <w:shd w:fill="EEEEEE" w:val="clear"/>
               <w:bidi w:val="0"/>
               <w:spacing w:before="0" w:after="283"/>
               <w:jc w:val="left"/>
@@ -3300,15 +3271,14 @@
         </w:tc>
         <w:tc>
           <w:tcPr>
-            <w:tcW w:w="988" w:type="dxa"/>
-            <w:tcBorders/>
-            <w:vAlign w:val="center"/>
+            <w:tcBorders/>
+            <w:vAlign w:val="center"/>
+            <w:tcW w:w="676" w:type="dxa"/>
           </w:tcPr>
           <w:p>
             <w:pPr>
               <w:pStyle w:val="TableHeading"/>
               <w:suppressLineNumbers/>
-              <w:shd w:fill="EEEEEE" w:val="clear"/>
               <w:bidi w:val="0"/>
               <w:spacing w:before="0" w:after="283"/>
               <w:jc w:val="left"/>
@@ -3322,15 +3292,14 @@
         </w:tc>
         <w:tc>
           <w:tcPr>
-            <w:tcW w:w="220" w:type="dxa"/>
-            <w:tcBorders/>
-            <w:vAlign w:val="center"/>
+            <w:tcBorders/>
+            <w:vAlign w:val="center"/>
+            <w:tcW w:w="676" w:type="dxa"/>
           </w:tcPr>
           <w:p>
             <w:pPr>
               <w:pStyle w:val="TableHeading"/>
               <w:suppressLineNumbers/>
-              <w:shd w:fill="EEEEEE" w:val="clear"/>
               <w:bidi w:val="0"/>
               <w:spacing w:before="0" w:after="283"/>
               <w:jc w:val="left"/>
@@ -3344,15 +3313,14 @@
         </w:tc>
         <w:tc>
           <w:tcPr>
-            <w:tcW w:w="220" w:type="dxa"/>
-            <w:tcBorders/>
-            <w:vAlign w:val="center"/>
+            <w:tcBorders/>
+            <w:vAlign w:val="center"/>
+            <w:tcW w:w="676" w:type="dxa"/>
           </w:tcPr>
           <w:p>
             <w:pPr>
               <w:pStyle w:val="TableHeading"/>
               <w:suppressLineNumbers/>
-              <w:shd w:fill="EEEEEE" w:val="clear"/>
               <w:bidi w:val="0"/>
               <w:spacing w:before="0" w:after="283"/>
               <w:jc w:val="left"/>
@@ -3366,15 +3334,14 @@
         </w:tc>
         <w:tc>
           <w:tcPr>
-            <w:tcW w:w="485" w:type="dxa"/>
-            <w:tcBorders/>
-            <w:vAlign w:val="center"/>
+            <w:tcBorders/>
+            <w:vAlign w:val="center"/>
+            <w:tcW w:w="676" w:type="dxa"/>
           </w:tcPr>
           <w:p>
             <w:pPr>
               <w:pStyle w:val="TableHeading"/>
               <w:suppressLineNumbers/>
-              <w:shd w:fill="EEEEEE" w:val="clear"/>
               <w:bidi w:val="0"/>
               <w:spacing w:before="0" w:after="283"/>
               <w:jc w:val="left"/>
@@ -3388,15 +3355,14 @@
         </w:tc>
         <w:tc>
           <w:tcPr>
-            <w:tcW w:w="5642" w:type="dxa"/>
-            <w:tcBorders/>
-            <w:vAlign w:val="center"/>
+            <w:tcBorders/>
+            <w:vAlign w:val="center"/>
+            <w:tcW w:w="3378" w:type="dxa"/>
           </w:tcPr>
           <w:p>
             <w:pPr>
               <w:pStyle w:val="TableHeading"/>
               <w:suppressLineNumbers/>
-              <w:shd w:fill="EEEEEE" w:val="clear"/>
               <w:bidi w:val="0"/>
               <w:spacing w:before="0" w:after="283"/>
               <w:jc w:val="left"/>
@@ -3410,15 +3376,14 @@
         </w:tc>
         <w:tc>
           <w:tcPr>
-            <w:tcW w:w="945" w:type="dxa"/>
-            <w:tcBorders/>
-            <w:vAlign w:val="center"/>
+            <w:tcBorders/>
+            <w:vAlign w:val="center"/>
+            <w:tcW w:w="674" w:type="dxa"/>
           </w:tcPr>
           <w:p>
             <w:pPr>
               <w:pStyle w:val="TableHeading"/>
               <w:suppressLineNumbers/>
-              <w:shd w:fill="EEEEEE" w:val="clear"/>
               <w:bidi w:val="0"/>
               <w:spacing w:before="0" w:after="283"/>
               <w:jc w:val="left"/>
@@ -3435,9 +3400,9 @@
         <w:trPr/>
         <w:tc>
           <w:tcPr>
-            <w:tcW w:w="357" w:type="dxa"/>
-            <w:tcBorders/>
-            <w:vAlign w:val="center"/>
+            <w:tcBorders/>
+            <w:vAlign w:val="center"/>
+            <w:tcW w:w="676" w:type="dxa"/>
           </w:tcPr>
           <w:p>
             <w:pPr>
@@ -3455,9 +3420,9 @@
         </w:tc>
         <w:tc>
           <w:tcPr>
-            <w:tcW w:w="2482" w:type="dxa"/>
-            <w:tcBorders/>
-            <w:vAlign w:val="center"/>
+            <w:tcBorders/>
+            <w:vAlign w:val="center"/>
+            <w:tcW w:w="1640" w:type="dxa"/>
           </w:tcPr>
           <w:p>
             <w:pPr>
@@ -3477,9 +3442,9 @@
         </w:tc>
         <w:tc>
           <w:tcPr>
-            <w:tcW w:w="988" w:type="dxa"/>
-            <w:tcBorders/>
-            <w:vAlign w:val="center"/>
+            <w:tcBorders/>
+            <w:vAlign w:val="center"/>
+            <w:tcW w:w="676" w:type="dxa"/>
           </w:tcPr>
           <w:p>
             <w:pPr>
@@ -3497,9 +3462,9 @@
         </w:tc>
         <w:tc>
           <w:tcPr>
-            <w:tcW w:w="220" w:type="dxa"/>
-            <w:tcBorders/>
-            <w:vAlign w:val="center"/>
+            <w:tcBorders/>
+            <w:vAlign w:val="center"/>
+            <w:tcW w:w="676" w:type="dxa"/>
           </w:tcPr>
           <w:p>
             <w:pPr>
@@ -3517,9 +3482,9 @@
         </w:tc>
         <w:tc>
           <w:tcPr>
-            <w:tcW w:w="220" w:type="dxa"/>
-            <w:tcBorders/>
-            <w:vAlign w:val="center"/>
+            <w:tcBorders/>
+            <w:vAlign w:val="center"/>
+            <w:tcW w:w="676" w:type="dxa"/>
           </w:tcPr>
           <w:p>
             <w:pPr>
@@ -3537,9 +3502,9 @@
         </w:tc>
         <w:tc>
           <w:tcPr>
-            <w:tcW w:w="485" w:type="dxa"/>
-            <w:tcBorders/>
-            <w:vAlign w:val="center"/>
+            <w:tcBorders/>
+            <w:vAlign w:val="center"/>
+            <w:tcW w:w="676" w:type="dxa"/>
           </w:tcPr>
           <w:p>
             <w:pPr>
@@ -3557,9 +3522,9 @@
         </w:tc>
         <w:tc>
           <w:tcPr>
-            <w:tcW w:w="5642" w:type="dxa"/>
-            <w:tcBorders/>
-            <w:vAlign w:val="center"/>
+            <w:tcBorders/>
+            <w:vAlign w:val="center"/>
+            <w:tcW w:w="3378" w:type="dxa"/>
           </w:tcPr>
           <w:p>
             <w:pPr>
@@ -3577,9 +3542,9 @@
         </w:tc>
         <w:tc>
           <w:tcPr>
-            <w:tcW w:w="945" w:type="dxa"/>
-            <w:tcBorders/>
-            <w:vAlign w:val="center"/>
+            <w:tcBorders/>
+            <w:vAlign w:val="center"/>
+            <w:tcW w:w="674" w:type="dxa"/>
           </w:tcPr>
           <w:p>
             <w:pPr>
@@ -3600,9 +3565,9 @@
         <w:trPr/>
         <w:tc>
           <w:tcPr>
-            <w:tcW w:w="357" w:type="dxa"/>
-            <w:tcBorders/>
-            <w:vAlign w:val="center"/>
+            <w:tcBorders/>
+            <w:vAlign w:val="center"/>
+            <w:tcW w:w="676" w:type="dxa"/>
           </w:tcPr>
           <w:p>
             <w:pPr>
@@ -3620,9 +3585,9 @@
         </w:tc>
         <w:tc>
           <w:tcPr>
-            <w:tcW w:w="2482" w:type="dxa"/>
-            <w:tcBorders/>
-            <w:vAlign w:val="center"/>
+            <w:tcBorders/>
+            <w:vAlign w:val="center"/>
+            <w:tcW w:w="1640" w:type="dxa"/>
           </w:tcPr>
           <w:p>
             <w:pPr>
@@ -3642,9 +3607,9 @@
         </w:tc>
         <w:tc>
           <w:tcPr>
-            <w:tcW w:w="988" w:type="dxa"/>
-            <w:tcBorders/>
-            <w:vAlign w:val="center"/>
+            <w:tcBorders/>
+            <w:vAlign w:val="center"/>
+            <w:tcW w:w="676" w:type="dxa"/>
           </w:tcPr>
           <w:p>
             <w:pPr>
@@ -3662,9 +3627,9 @@
         </w:tc>
         <w:tc>
           <w:tcPr>
-            <w:tcW w:w="220" w:type="dxa"/>
-            <w:tcBorders/>
-            <w:vAlign w:val="center"/>
+            <w:tcBorders/>
+            <w:vAlign w:val="center"/>
+            <w:tcW w:w="676" w:type="dxa"/>
           </w:tcPr>
           <w:p>
             <w:pPr>
@@ -3682,9 +3647,9 @@
         </w:tc>
         <w:tc>
           <w:tcPr>
-            <w:tcW w:w="220" w:type="dxa"/>
-            <w:tcBorders/>
-            <w:vAlign w:val="center"/>
+            <w:tcBorders/>
+            <w:vAlign w:val="center"/>
+            <w:tcW w:w="676" w:type="dxa"/>
           </w:tcPr>
           <w:p>
             <w:pPr>
@@ -3702,9 +3667,9 @@
         </w:tc>
         <w:tc>
           <w:tcPr>
-            <w:tcW w:w="485" w:type="dxa"/>
-            <w:tcBorders/>
-            <w:vAlign w:val="center"/>
+            <w:tcBorders/>
+            <w:vAlign w:val="center"/>
+            <w:tcW w:w="676" w:type="dxa"/>
           </w:tcPr>
           <w:p>
             <w:pPr>
@@ -3722,9 +3687,9 @@
         </w:tc>
         <w:tc>
           <w:tcPr>
-            <w:tcW w:w="5642" w:type="dxa"/>
-            <w:tcBorders/>
-            <w:vAlign w:val="center"/>
+            <w:tcBorders/>
+            <w:vAlign w:val="center"/>
+            <w:tcW w:w="3378" w:type="dxa"/>
           </w:tcPr>
           <w:p>
             <w:pPr>
@@ -3742,9 +3707,9 @@
         </w:tc>
         <w:tc>
           <w:tcPr>
-            <w:tcW w:w="945" w:type="dxa"/>
-            <w:tcBorders/>
-            <w:vAlign w:val="center"/>
+            <w:tcBorders/>
+            <w:vAlign w:val="center"/>
+            <w:tcW w:w="674" w:type="dxa"/>
           </w:tcPr>
           <w:p>
             <w:pPr>
@@ -3765,9 +3730,9 @@
         <w:trPr/>
         <w:tc>
           <w:tcPr>
-            <w:tcW w:w="357" w:type="dxa"/>
-            <w:tcBorders/>
-            <w:vAlign w:val="center"/>
+            <w:tcBorders/>
+            <w:vAlign w:val="center"/>
+            <w:tcW w:w="676" w:type="dxa"/>
           </w:tcPr>
           <w:p>
             <w:pPr>
@@ -3785,9 +3750,9 @@
         </w:tc>
         <w:tc>
           <w:tcPr>
-            <w:tcW w:w="2482" w:type="dxa"/>
-            <w:tcBorders/>
-            <w:vAlign w:val="center"/>
+            <w:tcBorders/>
+            <w:vAlign w:val="center"/>
+            <w:tcW w:w="1640" w:type="dxa"/>
           </w:tcPr>
           <w:p>
             <w:pPr>
@@ -3811,9 +3776,9 @@
         </w:tc>
         <w:tc>
           <w:tcPr>
-            <w:tcW w:w="988" w:type="dxa"/>
-            <w:tcBorders/>
-            <w:vAlign w:val="center"/>
+            <w:tcBorders/>
+            <w:vAlign w:val="center"/>
+            <w:tcW w:w="676" w:type="dxa"/>
           </w:tcPr>
           <w:p>
             <w:pPr>
@@ -3831,9 +3796,9 @@
         </w:tc>
         <w:tc>
           <w:tcPr>
-            <w:tcW w:w="220" w:type="dxa"/>
-            <w:tcBorders/>
-            <w:vAlign w:val="center"/>
+            <w:tcBorders/>
+            <w:vAlign w:val="center"/>
+            <w:tcW w:w="676" w:type="dxa"/>
           </w:tcPr>
           <w:p>
             <w:pPr>
@@ -3851,9 +3816,9 @@
         </w:tc>
         <w:tc>
           <w:tcPr>
-            <w:tcW w:w="220" w:type="dxa"/>
-            <w:tcBorders/>
-            <w:vAlign w:val="center"/>
+            <w:tcBorders/>
+            <w:vAlign w:val="center"/>
+            <w:tcW w:w="676" w:type="dxa"/>
           </w:tcPr>
           <w:p>
             <w:pPr>
@@ -3871,9 +3836,9 @@
         </w:tc>
         <w:tc>
           <w:tcPr>
-            <w:tcW w:w="485" w:type="dxa"/>
-            <w:tcBorders/>
-            <w:vAlign w:val="center"/>
+            <w:tcBorders/>
+            <w:vAlign w:val="center"/>
+            <w:tcW w:w="676" w:type="dxa"/>
           </w:tcPr>
           <w:p>
             <w:pPr>
@@ -3891,9 +3856,9 @@
         </w:tc>
         <w:tc>
           <w:tcPr>
-            <w:tcW w:w="5642" w:type="dxa"/>
-            <w:tcBorders/>
-            <w:vAlign w:val="center"/>
+            <w:tcBorders/>
+            <w:vAlign w:val="center"/>
+            <w:tcW w:w="3378" w:type="dxa"/>
           </w:tcPr>
           <w:p>
             <w:pPr>
@@ -3911,9 +3876,9 @@
         </w:tc>
         <w:tc>
           <w:tcPr>
-            <w:tcW w:w="945" w:type="dxa"/>
-            <w:tcBorders/>
-            <w:vAlign w:val="center"/>
+            <w:tcBorders/>
+            <w:vAlign w:val="center"/>
+            <w:tcW w:w="674" w:type="dxa"/>
           </w:tcPr>
           <w:p>
             <w:pPr>
@@ -3934,9 +3899,9 @@
         <w:trPr/>
         <w:tc>
           <w:tcPr>
-            <w:tcW w:w="357" w:type="dxa"/>
-            <w:tcBorders/>
-            <w:vAlign w:val="center"/>
+            <w:tcBorders/>
+            <w:vAlign w:val="center"/>
+            <w:tcW w:w="676" w:type="dxa"/>
           </w:tcPr>
           <w:p>
             <w:pPr>
@@ -3954,9 +3919,9 @@
         </w:tc>
         <w:tc>
           <w:tcPr>
-            <w:tcW w:w="2482" w:type="dxa"/>
-            <w:tcBorders/>
-            <w:vAlign w:val="center"/>
+            <w:tcBorders/>
+            <w:vAlign w:val="center"/>
+            <w:tcW w:w="1640" w:type="dxa"/>
           </w:tcPr>
           <w:p>
             <w:pPr>
@@ -3980,9 +3945,9 @@
         </w:tc>
         <w:tc>
           <w:tcPr>
-            <w:tcW w:w="988" w:type="dxa"/>
-            <w:tcBorders/>
-            <w:vAlign w:val="center"/>
+            <w:tcBorders/>
+            <w:vAlign w:val="center"/>
+            <w:tcW w:w="676" w:type="dxa"/>
           </w:tcPr>
           <w:p>
             <w:pPr>
@@ -4000,9 +3965,9 @@
         </w:tc>
         <w:tc>
           <w:tcPr>
-            <w:tcW w:w="220" w:type="dxa"/>
-            <w:tcBorders/>
-            <w:vAlign w:val="center"/>
+            <w:tcBorders/>
+            <w:vAlign w:val="center"/>
+            <w:tcW w:w="676" w:type="dxa"/>
           </w:tcPr>
           <w:p>
             <w:pPr>
@@ -4020,9 +3985,9 @@
         </w:tc>
         <w:tc>
           <w:tcPr>
-            <w:tcW w:w="220" w:type="dxa"/>
-            <w:tcBorders/>
-            <w:vAlign w:val="center"/>
+            <w:tcBorders/>
+            <w:vAlign w:val="center"/>
+            <w:tcW w:w="676" w:type="dxa"/>
           </w:tcPr>
           <w:p>
             <w:pPr>
@@ -4040,9 +4005,9 @@
         </w:tc>
         <w:tc>
           <w:tcPr>
-            <w:tcW w:w="485" w:type="dxa"/>
-            <w:tcBorders/>
-            <w:vAlign w:val="center"/>
+            <w:tcBorders/>
+            <w:vAlign w:val="center"/>
+            <w:tcW w:w="676" w:type="dxa"/>
           </w:tcPr>
           <w:p>
             <w:pPr>
@@ -4060,9 +4025,9 @@
         </w:tc>
         <w:tc>
           <w:tcPr>
-            <w:tcW w:w="5642" w:type="dxa"/>
-            <w:tcBorders/>
-            <w:vAlign w:val="center"/>
+            <w:tcBorders/>
+            <w:vAlign w:val="center"/>
+            <w:tcW w:w="3378" w:type="dxa"/>
           </w:tcPr>
           <w:p>
             <w:pPr>
@@ -4080,9 +4045,9 @@
         </w:tc>
         <w:tc>
           <w:tcPr>
-            <w:tcW w:w="945" w:type="dxa"/>
-            <w:tcBorders/>
-            <w:vAlign w:val="center"/>
+            <w:tcBorders/>
+            <w:vAlign w:val="center"/>
+            <w:tcW w:w="674" w:type="dxa"/>
           </w:tcPr>
           <w:p>
             <w:pPr>
@@ -4103,9 +4068,9 @@
         <w:trPr/>
         <w:tc>
           <w:tcPr>
-            <w:tcW w:w="357" w:type="dxa"/>
-            <w:tcBorders/>
-            <w:vAlign w:val="center"/>
+            <w:tcBorders/>
+            <w:vAlign w:val="center"/>
+            <w:tcW w:w="676" w:type="dxa"/>
           </w:tcPr>
           <w:p>
             <w:pPr>
@@ -4123,9 +4088,9 @@
         </w:tc>
         <w:tc>
           <w:tcPr>
-            <w:tcW w:w="2482" w:type="dxa"/>
-            <w:tcBorders/>
-            <w:vAlign w:val="center"/>
+            <w:tcBorders/>
+            <w:vAlign w:val="center"/>
+            <w:tcW w:w="1640" w:type="dxa"/>
           </w:tcPr>
           <w:p>
             <w:pPr>
@@ -4149,9 +4114,9 @@
         </w:tc>
         <w:tc>
           <w:tcPr>
-            <w:tcW w:w="988" w:type="dxa"/>
-            <w:tcBorders/>
-            <w:vAlign w:val="center"/>
+            <w:tcBorders/>
+            <w:vAlign w:val="center"/>
+            <w:tcW w:w="676" w:type="dxa"/>
           </w:tcPr>
           <w:p>
             <w:pPr>
@@ -4169,9 +4134,9 @@
         </w:tc>
         <w:tc>
           <w:tcPr>
-            <w:tcW w:w="220" w:type="dxa"/>
-            <w:tcBorders/>
-            <w:vAlign w:val="center"/>
+            <w:tcBorders/>
+            <w:vAlign w:val="center"/>
+            <w:tcW w:w="676" w:type="dxa"/>
           </w:tcPr>
           <w:p>
             <w:pPr>
@@ -4189,9 +4154,9 @@
         </w:tc>
         <w:tc>
           <w:tcPr>
-            <w:tcW w:w="220" w:type="dxa"/>
-            <w:tcBorders/>
-            <w:vAlign w:val="center"/>
+            <w:tcBorders/>
+            <w:vAlign w:val="center"/>
+            <w:tcW w:w="676" w:type="dxa"/>
           </w:tcPr>
           <w:p>
             <w:pPr>
@@ -4209,9 +4174,9 @@
         </w:tc>
         <w:tc>
           <w:tcPr>
-            <w:tcW w:w="485" w:type="dxa"/>
-            <w:tcBorders/>
-            <w:vAlign w:val="center"/>
+            <w:tcBorders/>
+            <w:vAlign w:val="center"/>
+            <w:tcW w:w="676" w:type="dxa"/>
           </w:tcPr>
           <w:p>
             <w:pPr>
@@ -4229,9 +4194,9 @@
         </w:tc>
         <w:tc>
           <w:tcPr>
-            <w:tcW w:w="5642" w:type="dxa"/>
-            <w:tcBorders/>
-            <w:vAlign w:val="center"/>
+            <w:tcBorders/>
+            <w:vAlign w:val="center"/>
+            <w:tcW w:w="3378" w:type="dxa"/>
           </w:tcPr>
           <w:p>
             <w:pPr>
@@ -4269,9 +4234,9 @@
         </w:tc>
         <w:tc>
           <w:tcPr>
-            <w:tcW w:w="945" w:type="dxa"/>
-            <w:tcBorders/>
-            <w:vAlign w:val="center"/>
+            <w:tcBorders/>
+            <w:vAlign w:val="center"/>
+            <w:tcW w:w="674" w:type="dxa"/>
           </w:tcPr>
           <w:p>
             <w:pPr>
@@ -4292,9 +4257,9 @@
         <w:trPr/>
         <w:tc>
           <w:tcPr>
-            <w:tcW w:w="357" w:type="dxa"/>
-            <w:tcBorders/>
-            <w:vAlign w:val="center"/>
+            <w:tcBorders/>
+            <w:vAlign w:val="center"/>
+            <w:tcW w:w="676" w:type="dxa"/>
           </w:tcPr>
           <w:p>
             <w:pPr>
@@ -4312,9 +4277,9 @@
         </w:tc>
         <w:tc>
           <w:tcPr>
-            <w:tcW w:w="2482" w:type="dxa"/>
-            <w:tcBorders/>
-            <w:vAlign w:val="center"/>
+            <w:tcBorders/>
+            <w:vAlign w:val="center"/>
+            <w:tcW w:w="1640" w:type="dxa"/>
           </w:tcPr>
           <w:p>
             <w:pPr>
@@ -4334,9 +4299,9 @@
         </w:tc>
         <w:tc>
           <w:tcPr>
-            <w:tcW w:w="988" w:type="dxa"/>
-            <w:tcBorders/>
-            <w:vAlign w:val="center"/>
+            <w:tcBorders/>
+            <w:vAlign w:val="center"/>
+            <w:tcW w:w="676" w:type="dxa"/>
           </w:tcPr>
           <w:p>
             <w:pPr>
@@ -4354,9 +4319,9 @@
         </w:tc>
         <w:tc>
           <w:tcPr>
-            <w:tcW w:w="220" w:type="dxa"/>
-            <w:tcBorders/>
-            <w:vAlign w:val="center"/>
+            <w:tcBorders/>
+            <w:vAlign w:val="center"/>
+            <w:tcW w:w="676" w:type="dxa"/>
           </w:tcPr>
           <w:p>
             <w:pPr>
@@ -4374,9 +4339,9 @@
         </w:tc>
         <w:tc>
           <w:tcPr>
-            <w:tcW w:w="220" w:type="dxa"/>
-            <w:tcBorders/>
-            <w:vAlign w:val="center"/>
+            <w:tcBorders/>
+            <w:vAlign w:val="center"/>
+            <w:tcW w:w="676" w:type="dxa"/>
           </w:tcPr>
           <w:p>
             <w:pPr>
@@ -4394,9 +4359,9 @@
         </w:tc>
         <w:tc>
           <w:tcPr>
-            <w:tcW w:w="485" w:type="dxa"/>
-            <w:tcBorders/>
-            <w:vAlign w:val="center"/>
+            <w:tcBorders/>
+            <w:vAlign w:val="center"/>
+            <w:tcW w:w="676" w:type="dxa"/>
           </w:tcPr>
           <w:p>
             <w:pPr>
@@ -4414,9 +4379,9 @@
         </w:tc>
         <w:tc>
           <w:tcPr>
-            <w:tcW w:w="5642" w:type="dxa"/>
-            <w:tcBorders/>
-            <w:vAlign w:val="center"/>
+            <w:tcBorders/>
+            <w:vAlign w:val="center"/>
+            <w:tcW w:w="3378" w:type="dxa"/>
           </w:tcPr>
           <w:p>
             <w:pPr>
@@ -4434,9 +4399,9 @@
         </w:tc>
         <w:tc>
           <w:tcPr>
-            <w:tcW w:w="945" w:type="dxa"/>
-            <w:tcBorders/>
-            <w:vAlign w:val="center"/>
+            <w:tcBorders/>
+            <w:vAlign w:val="center"/>
+            <w:tcW w:w="674" w:type="dxa"/>
           </w:tcPr>
           <w:p>
             <w:pPr>
@@ -4468,26 +4433,26 @@
     </w:p>
     <w:tbl>
       <w:tblPr>
-        <w:tblW w:w="11339" w:type="dxa"/>
         <w:jc w:val="left"/>
         <w:tblInd w:w="28" w:type="dxa"/>
-        <w:tblLayout w:type="fixed"/>
         <w:tblCellMar>
           <w:top w:w="28" w:type="dxa"/>
           <w:left w:w="28" w:type="dxa"/>
           <w:bottom w:w="28" w:type="dxa"/>
           <w:right w:w="28" w:type="dxa"/>
         </w:tblCellMar>
+        <w:tblLayout w:type="fixed"/>
+        <w:tblW w:w="9072" w:type="dxa"/>
       </w:tblPr>
       <w:tblGrid>
-        <w:gridCol w:w="373"/>
-        <w:gridCol w:w="1554"/>
-        <w:gridCol w:w="1126"/>
-        <w:gridCol w:w="220"/>
-        <w:gridCol w:w="220"/>
-        <w:gridCol w:w="485"/>
-        <w:gridCol w:w="6417"/>
-        <w:gridCol w:w="944"/>
+        <w:gridCol w:w="656"/>
+        <w:gridCol w:w="796"/>
+        <w:gridCol w:w="656"/>
+        <w:gridCol w:w="656"/>
+        <w:gridCol w:w="656"/>
+        <w:gridCol w:w="656"/>
+        <w:gridCol w:w="4342"/>
+        <w:gridCol w:w="654"/>
       </w:tblGrid>
       <w:tr>
         <w:trPr>
@@ -4495,15 +4460,14 @@
         </w:trPr>
         <w:tc>
           <w:tcPr>
-            <w:tcW w:w="373" w:type="dxa"/>
-            <w:tcBorders/>
-            <w:vAlign w:val="center"/>
+            <w:tcBorders/>
+            <w:vAlign w:val="center"/>
+            <w:tcW w:w="656" w:type="dxa"/>
           </w:tcPr>
           <w:p>
             <w:pPr>
               <w:pStyle w:val="TableHeading"/>
               <w:suppressLineNumbers/>
-              <w:shd w:fill="EEEEEE" w:val="clear"/>
               <w:bidi w:val="0"/>
               <w:spacing w:before="0" w:after="283"/>
               <w:jc w:val="left"/>
@@ -4517,15 +4481,14 @@
         </w:tc>
         <w:tc>
           <w:tcPr>
-            <w:tcW w:w="1554" w:type="dxa"/>
-            <w:tcBorders/>
-            <w:vAlign w:val="center"/>
+            <w:tcBorders/>
+            <w:vAlign w:val="center"/>
+            <w:tcW w:w="796" w:type="dxa"/>
           </w:tcPr>
           <w:p>
             <w:pPr>
               <w:pStyle w:val="TableHeading"/>
               <w:suppressLineNumbers/>
-              <w:shd w:fill="EEEEEE" w:val="clear"/>
               <w:bidi w:val="0"/>
               <w:spacing w:before="0" w:after="283"/>
               <w:jc w:val="left"/>
@@ -4539,15 +4502,14 @@
         </w:tc>
         <w:tc>
           <w:tcPr>
-            <w:tcW w:w="1126" w:type="dxa"/>
-            <w:tcBorders/>
-            <w:vAlign w:val="center"/>
+            <w:tcBorders/>
+            <w:vAlign w:val="center"/>
+            <w:tcW w:w="656" w:type="dxa"/>
           </w:tcPr>
           <w:p>
             <w:pPr>
               <w:pStyle w:val="TableHeading"/>
               <w:suppressLineNumbers/>
-              <w:shd w:fill="EEEEEE" w:val="clear"/>
               <w:bidi w:val="0"/>
               <w:spacing w:before="0" w:after="283"/>
               <w:jc w:val="left"/>
@@ -4561,15 +4523,14 @@
         </w:tc>
         <w:tc>
           <w:tcPr>
-            <w:tcW w:w="220" w:type="dxa"/>
-            <w:tcBorders/>
-            <w:vAlign w:val="center"/>
+            <w:tcBorders/>
+            <w:vAlign w:val="center"/>
+            <w:tcW w:w="656" w:type="dxa"/>
           </w:tcPr>
           <w:p>
             <w:pPr>
               <w:pStyle w:val="TableHeading"/>
               <w:suppressLineNumbers/>
-              <w:shd w:fill="EEEEEE" w:val="clear"/>
               <w:bidi w:val="0"/>
               <w:spacing w:before="0" w:after="283"/>
               <w:jc w:val="left"/>
@@ -4583,15 +4544,14 @@
         </w:tc>
         <w:tc>
           <w:tcPr>
-            <w:tcW w:w="220" w:type="dxa"/>
-            <w:tcBorders/>
-            <w:vAlign w:val="center"/>
+            <w:tcBorders/>
+            <w:vAlign w:val="center"/>
+            <w:tcW w:w="656" w:type="dxa"/>
           </w:tcPr>
           <w:p>
             <w:pPr>
               <w:pStyle w:val="TableHeading"/>
               <w:suppressLineNumbers/>
-              <w:shd w:fill="EEEEEE" w:val="clear"/>
               <w:bidi w:val="0"/>
               <w:spacing w:before="0" w:after="283"/>
               <w:jc w:val="left"/>
@@ -4605,15 +4565,14 @@
         </w:tc>
         <w:tc>
           <w:tcPr>
-            <w:tcW w:w="485" w:type="dxa"/>
-            <w:tcBorders/>
-            <w:vAlign w:val="center"/>
+            <w:tcBorders/>
+            <w:vAlign w:val="center"/>
+            <w:tcW w:w="656" w:type="dxa"/>
           </w:tcPr>
           <w:p>
             <w:pPr>
               <w:pStyle w:val="TableHeading"/>
               <w:suppressLineNumbers/>
-              <w:shd w:fill="EEEEEE" w:val="clear"/>
               <w:bidi w:val="0"/>
               <w:spacing w:before="0" w:after="283"/>
               <w:jc w:val="left"/>
@@ -4627,15 +4586,14 @@
         </w:tc>
         <w:tc>
           <w:tcPr>
-            <w:tcW w:w="6417" w:type="dxa"/>
-            <w:tcBorders/>
-            <w:vAlign w:val="center"/>
+            <w:tcBorders/>
+            <w:vAlign w:val="center"/>
+            <w:tcW w:w="4342" w:type="dxa"/>
           </w:tcPr>
           <w:p>
             <w:pPr>
               <w:pStyle w:val="TableHeading"/>
               <w:suppressLineNumbers/>
-              <w:shd w:fill="EEEEEE" w:val="clear"/>
               <w:bidi w:val="0"/>
               <w:spacing w:before="0" w:after="283"/>
               <w:jc w:val="left"/>
@@ -4649,15 +4607,14 @@
         </w:tc>
         <w:tc>
           <w:tcPr>
-            <w:tcW w:w="944" w:type="dxa"/>
-            <w:tcBorders/>
-            <w:vAlign w:val="center"/>
+            <w:tcBorders/>
+            <w:vAlign w:val="center"/>
+            <w:tcW w:w="654" w:type="dxa"/>
           </w:tcPr>
           <w:p>
             <w:pPr>
               <w:pStyle w:val="TableHeading"/>
               <w:suppressLineNumbers/>
-              <w:shd w:fill="EEEEEE" w:val="clear"/>
               <w:bidi w:val="0"/>
               <w:spacing w:before="0" w:after="283"/>
               <w:jc w:val="left"/>
@@ -4674,9 +4631,9 @@
         <w:trPr/>
         <w:tc>
           <w:tcPr>
-            <w:tcW w:w="373" w:type="dxa"/>
-            <w:tcBorders/>
-            <w:vAlign w:val="center"/>
+            <w:tcBorders/>
+            <w:vAlign w:val="center"/>
+            <w:tcW w:w="656" w:type="dxa"/>
           </w:tcPr>
           <w:p>
             <w:pPr>
@@ -4694,9 +4651,9 @@
         </w:tc>
         <w:tc>
           <w:tcPr>
-            <w:tcW w:w="1554" w:type="dxa"/>
-            <w:tcBorders/>
-            <w:vAlign w:val="center"/>
+            <w:tcBorders/>
+            <w:vAlign w:val="center"/>
+            <w:tcW w:w="796" w:type="dxa"/>
           </w:tcPr>
           <w:p>
             <w:pPr>
@@ -4720,9 +4677,9 @@
         </w:tc>
         <w:tc>
           <w:tcPr>
-            <w:tcW w:w="1126" w:type="dxa"/>
-            <w:tcBorders/>
-            <w:vAlign w:val="center"/>
+            <w:tcBorders/>
+            <w:vAlign w:val="center"/>
+            <w:tcW w:w="656" w:type="dxa"/>
           </w:tcPr>
           <w:p>
             <w:pPr>
@@ -4740,9 +4697,9 @@
         </w:tc>
         <w:tc>
           <w:tcPr>
-            <w:tcW w:w="220" w:type="dxa"/>
-            <w:tcBorders/>
-            <w:vAlign w:val="center"/>
+            <w:tcBorders/>
+            <w:vAlign w:val="center"/>
+            <w:tcW w:w="656" w:type="dxa"/>
           </w:tcPr>
           <w:p>
             <w:pPr>
@@ -4760,9 +4717,9 @@
         </w:tc>
         <w:tc>
           <w:tcPr>
-            <w:tcW w:w="220" w:type="dxa"/>
-            <w:tcBorders/>
-            <w:vAlign w:val="center"/>
+            <w:tcBorders/>
+            <w:vAlign w:val="center"/>
+            <w:tcW w:w="656" w:type="dxa"/>
           </w:tcPr>
           <w:p>
             <w:pPr>
@@ -4780,9 +4737,9 @@
         </w:tc>
         <w:tc>
           <w:tcPr>
-            <w:tcW w:w="485" w:type="dxa"/>
-            <w:tcBorders/>
-            <w:vAlign w:val="center"/>
+            <w:tcBorders/>
+            <w:vAlign w:val="center"/>
+            <w:tcW w:w="656" w:type="dxa"/>
           </w:tcPr>
           <w:p>
             <w:pPr>
@@ -4802,9 +4759,9 @@
         </w:tc>
         <w:tc>
           <w:tcPr>
-            <w:tcW w:w="6417" w:type="dxa"/>
-            <w:tcBorders/>
-            <w:vAlign w:val="center"/>
+            <w:tcBorders/>
+            <w:vAlign w:val="center"/>
+            <w:tcW w:w="4342" w:type="dxa"/>
           </w:tcPr>
           <w:p>
             <w:pPr>
@@ -4890,9 +4847,9 @@
         </w:tc>
         <w:tc>
           <w:tcPr>
-            <w:tcW w:w="944" w:type="dxa"/>
-            <w:tcBorders/>
-            <w:vAlign w:val="center"/>
+            <w:tcBorders/>
+            <w:vAlign w:val="center"/>
+            <w:tcW w:w="654" w:type="dxa"/>
           </w:tcPr>
           <w:p>
             <w:pPr>
@@ -4913,9 +4870,9 @@
         <w:trPr/>
         <w:tc>
           <w:tcPr>
-            <w:tcW w:w="373" w:type="dxa"/>
-            <w:tcBorders/>
-            <w:vAlign w:val="center"/>
+            <w:tcBorders/>
+            <w:vAlign w:val="center"/>
+            <w:tcW w:w="656" w:type="dxa"/>
           </w:tcPr>
           <w:p>
             <w:pPr>
@@ -4933,9 +4890,9 @@
         </w:tc>
         <w:tc>
           <w:tcPr>
-            <w:tcW w:w="1554" w:type="dxa"/>
-            <w:tcBorders/>
-            <w:vAlign w:val="center"/>
+            <w:tcBorders/>
+            <w:vAlign w:val="center"/>
+            <w:tcW w:w="796" w:type="dxa"/>
           </w:tcPr>
           <w:p>
             <w:pPr>
@@ -4955,9 +4912,9 @@
         </w:tc>
         <w:tc>
           <w:tcPr>
-            <w:tcW w:w="1126" w:type="dxa"/>
-            <w:tcBorders/>
-            <w:vAlign w:val="center"/>
+            <w:tcBorders/>
+            <w:vAlign w:val="center"/>
+            <w:tcW w:w="656" w:type="dxa"/>
           </w:tcPr>
           <w:p>
             <w:pPr>
@@ -4975,9 +4932,9 @@
         </w:tc>
         <w:tc>
           <w:tcPr>
-            <w:tcW w:w="220" w:type="dxa"/>
-            <w:tcBorders/>
-            <w:vAlign w:val="center"/>
+            <w:tcBorders/>
+            <w:vAlign w:val="center"/>
+            <w:tcW w:w="656" w:type="dxa"/>
           </w:tcPr>
           <w:p>
             <w:pPr>
@@ -4995,9 +4952,9 @@
         </w:tc>
         <w:tc>
           <w:tcPr>
-            <w:tcW w:w="220" w:type="dxa"/>
-            <w:tcBorders/>
-            <w:vAlign w:val="center"/>
+            <w:tcBorders/>
+            <w:vAlign w:val="center"/>
+            <w:tcW w:w="656" w:type="dxa"/>
           </w:tcPr>
           <w:p>
             <w:pPr>
@@ -5015,9 +4972,9 @@
         </w:tc>
         <w:tc>
           <w:tcPr>
-            <w:tcW w:w="485" w:type="dxa"/>
-            <w:tcBorders/>
-            <w:vAlign w:val="center"/>
+            <w:tcBorders/>
+            <w:vAlign w:val="center"/>
+            <w:tcW w:w="656" w:type="dxa"/>
           </w:tcPr>
           <w:p>
             <w:pPr>
@@ -5035,9 +4992,9 @@
         </w:tc>
         <w:tc>
           <w:tcPr>
-            <w:tcW w:w="6417" w:type="dxa"/>
-            <w:tcBorders/>
-            <w:vAlign w:val="center"/>
+            <w:tcBorders/>
+            <w:vAlign w:val="center"/>
+            <w:tcW w:w="4342" w:type="dxa"/>
           </w:tcPr>
           <w:p>
             <w:pPr>
@@ -5075,9 +5032,9 @@
         </w:tc>
         <w:tc>
           <w:tcPr>
-            <w:tcW w:w="944" w:type="dxa"/>
-            <w:tcBorders/>
-            <w:vAlign w:val="center"/>
+            <w:tcBorders/>
+            <w:vAlign w:val="center"/>
+            <w:tcW w:w="654" w:type="dxa"/>
           </w:tcPr>
           <w:p>
             <w:pPr>
@@ -5098,9 +5055,9 @@
         <w:trPr/>
         <w:tc>
           <w:tcPr>
-            <w:tcW w:w="373" w:type="dxa"/>
-            <w:tcBorders/>
-            <w:vAlign w:val="center"/>
+            <w:tcBorders/>
+            <w:vAlign w:val="center"/>
+            <w:tcW w:w="656" w:type="dxa"/>
           </w:tcPr>
           <w:p>
             <w:pPr>
@@ -5118,9 +5075,9 @@
         </w:tc>
         <w:tc>
           <w:tcPr>
-            <w:tcW w:w="1554" w:type="dxa"/>
-            <w:tcBorders/>
-            <w:vAlign w:val="center"/>
+            <w:tcBorders/>
+            <w:vAlign w:val="center"/>
+            <w:tcW w:w="796" w:type="dxa"/>
           </w:tcPr>
           <w:p>
             <w:pPr>
@@ -5140,9 +5097,9 @@
         </w:tc>
         <w:tc>
           <w:tcPr>
-            <w:tcW w:w="1126" w:type="dxa"/>
-            <w:tcBorders/>
-            <w:vAlign w:val="center"/>
+            <w:tcBorders/>
+            <w:vAlign w:val="center"/>
+            <w:tcW w:w="656" w:type="dxa"/>
           </w:tcPr>
           <w:p>
             <w:pPr>
@@ -5160,9 +5117,9 @@
         </w:tc>
         <w:tc>
           <w:tcPr>
-            <w:tcW w:w="220" w:type="dxa"/>
-            <w:tcBorders/>
-            <w:vAlign w:val="center"/>
+            <w:tcBorders/>
+            <w:vAlign w:val="center"/>
+            <w:tcW w:w="656" w:type="dxa"/>
           </w:tcPr>
           <w:p>
             <w:pPr>
@@ -5180,9 +5137,9 @@
         </w:tc>
         <w:tc>
           <w:tcPr>
-            <w:tcW w:w="220" w:type="dxa"/>
-            <w:tcBorders/>
-            <w:vAlign w:val="center"/>
+            <w:tcBorders/>
+            <w:vAlign w:val="center"/>
+            <w:tcW w:w="656" w:type="dxa"/>
           </w:tcPr>
           <w:p>
             <w:pPr>
@@ -5200,9 +5157,9 @@
         </w:tc>
         <w:tc>
           <w:tcPr>
-            <w:tcW w:w="485" w:type="dxa"/>
-            <w:tcBorders/>
-            <w:vAlign w:val="center"/>
+            <w:tcBorders/>
+            <w:vAlign w:val="center"/>
+            <w:tcW w:w="656" w:type="dxa"/>
           </w:tcPr>
           <w:p>
             <w:pPr>
@@ -5220,9 +5177,9 @@
         </w:tc>
         <w:tc>
           <w:tcPr>
-            <w:tcW w:w="6417" w:type="dxa"/>
-            <w:tcBorders/>
-            <w:vAlign w:val="center"/>
+            <w:tcBorders/>
+            <w:vAlign w:val="center"/>
+            <w:tcW w:w="4342" w:type="dxa"/>
           </w:tcPr>
           <w:p>
             <w:pPr>
@@ -5250,9 +5207,9 @@
         </w:tc>
         <w:tc>
           <w:tcPr>
-            <w:tcW w:w="944" w:type="dxa"/>
-            <w:tcBorders/>
-            <w:vAlign w:val="center"/>
+            <w:tcBorders/>
+            <w:vAlign w:val="center"/>
+            <w:tcW w:w="654" w:type="dxa"/>
           </w:tcPr>
           <w:p>
             <w:pPr>
@@ -5273,9 +5230,9 @@
         <w:trPr/>
         <w:tc>
           <w:tcPr>
-            <w:tcW w:w="373" w:type="dxa"/>
-            <w:tcBorders/>
-            <w:vAlign w:val="center"/>
+            <w:tcBorders/>
+            <w:vAlign w:val="center"/>
+            <w:tcW w:w="656" w:type="dxa"/>
           </w:tcPr>
           <w:p>
             <w:pPr>
@@ -5293,9 +5250,9 @@
         </w:tc>
         <w:tc>
           <w:tcPr>
-            <w:tcW w:w="1554" w:type="dxa"/>
-            <w:tcBorders/>
-            <w:vAlign w:val="center"/>
+            <w:tcBorders/>
+            <w:vAlign w:val="center"/>
+            <w:tcW w:w="796" w:type="dxa"/>
           </w:tcPr>
           <w:p>
             <w:pPr>
@@ -5315,9 +5272,9 @@
         </w:tc>
         <w:tc>
           <w:tcPr>
-            <w:tcW w:w="1126" w:type="dxa"/>
-            <w:tcBorders/>
-            <w:vAlign w:val="center"/>
+            <w:tcBorders/>
+            <w:vAlign w:val="center"/>
+            <w:tcW w:w="656" w:type="dxa"/>
           </w:tcPr>
           <w:p>
             <w:pPr>
@@ -5335,9 +5292,9 @@
         </w:tc>
         <w:tc>
           <w:tcPr>
-            <w:tcW w:w="220" w:type="dxa"/>
-            <w:tcBorders/>
-            <w:vAlign w:val="center"/>
+            <w:tcBorders/>
+            <w:vAlign w:val="center"/>
+            <w:tcW w:w="656" w:type="dxa"/>
           </w:tcPr>
           <w:p>
             <w:pPr>
@@ -5355,9 +5312,9 @@
         </w:tc>
         <w:tc>
           <w:tcPr>
-            <w:tcW w:w="220" w:type="dxa"/>
-            <w:tcBorders/>
-            <w:vAlign w:val="center"/>
+            <w:tcBorders/>
+            <w:vAlign w:val="center"/>
+            <w:tcW w:w="656" w:type="dxa"/>
           </w:tcPr>
           <w:p>
             <w:pPr>
@@ -5375,9 +5332,9 @@
         </w:tc>
         <w:tc>
           <w:tcPr>
-            <w:tcW w:w="485" w:type="dxa"/>
-            <w:tcBorders/>
-            <w:vAlign w:val="center"/>
+            <w:tcBorders/>
+            <w:vAlign w:val="center"/>
+            <w:tcW w:w="656" w:type="dxa"/>
           </w:tcPr>
           <w:p>
             <w:pPr>
@@ -5395,9 +5352,9 @@
         </w:tc>
         <w:tc>
           <w:tcPr>
-            <w:tcW w:w="6417" w:type="dxa"/>
-            <w:tcBorders/>
-            <w:vAlign w:val="center"/>
+            <w:tcBorders/>
+            <w:vAlign w:val="center"/>
+            <w:tcW w:w="4342" w:type="dxa"/>
           </w:tcPr>
           <w:p>
             <w:pPr>
@@ -5415,9 +5372,9 @@
         </w:tc>
         <w:tc>
           <w:tcPr>
-            <w:tcW w:w="944" w:type="dxa"/>
-            <w:tcBorders/>
-            <w:vAlign w:val="center"/>
+            <w:tcBorders/>
+            <w:vAlign w:val="center"/>
+            <w:tcW w:w="654" w:type="dxa"/>
           </w:tcPr>
           <w:p>
             <w:pPr>
@@ -5435,17 +5392,6 @@
         </w:tc>
       </w:tr>
     </w:tbl>
-    <w:p>
-      <w:pPr>
-        <w:pStyle w:val="HorizontalLine"/>
-        <w:bidi w:val="0"/>
-        <w:jc w:val="left"/>
-        <w:rPr/>
-      </w:pPr>
-      <w:r>
-        <w:rPr/>
-      </w:r>
-    </w:p>
     <w:p>
       <w:pPr>
         <w:pStyle w:val="Heading2"/>
@@ -5661,11 +5607,11 @@
     <w:sectPr>
       <w:type w:val="nextPage"/>
       <w:pgSz w:w="11906" w:h="16838"/>
-      <w:pgMar w:left="1247" w:right="1247" w:gutter="0" w:header="0" w:top="1247" w:footer="0" w:bottom="1247"/>
+      <w:pgMar w:left="1417" w:right="1417" w:gutter="0" w:header="0" w:top="1417" w:footer="0" w:bottom="1417"/>
       <w:pgNumType w:fmt="decimal"/>
       <w:formProt w:val="false"/>
       <w:textDirection w:val="lrTb"/>
-      <w:docGrid w:type="default" w:linePitch="600" w:charSpace="36864"/>
+      <w:docGrid w:type="default" w:linePitch="600" w:charSpace="32768"/>
     </w:sectPr>
   </w:body>
 </w:document>
@@ -5948,10 +5894,10 @@
       <w:spacing w:lineRule="auto" w:line="336"/>
     </w:pPr>
     <w:rPr>
-      <w:rFonts w:ascii="Calibri;Helvetica;sans-serif" w:hAnsi="Calibri;Helvetica;sans-serif" w:eastAsia="Calibri;Helvetica;sans-serif" w:cs="Calibri;Helvetica;sans-serif"/>
-      <w:color w:val="111111"/>
-      <w:sz w:val="22"/>
-      <w:szCs w:val="22"/>
+      <w:rFonts w:ascii="Times New Roman;Times;serif" w:hAnsi="Times New Roman;Times;serif" w:eastAsia="Times New Roman;Times;serif" w:cs="Times New Roman;Times;serif"/>
+      <w:color w:val="000000"/>
+      <w:sz w:val="24"/>
+      <w:szCs w:val="24"/>
       <w:lang w:val="en-US" w:eastAsia="zh-CN" w:bidi="hi-IN"/>
     </w:rPr>
   </w:style>
@@ -5960,12 +5906,14 @@
     <w:basedOn w:val="Heading"/>
     <w:next w:val="BodyText"/>
     <w:qFormat/>
-    <w:pPr/>
+    <w:pPr>
+      <w:spacing w:lineRule="auto" w:line="300" w:before="240" w:after="280"/>
+    </w:pPr>
     <w:rPr>
       <w:b/>
       <w:bCs/>
-      <w:sz w:val="36"/>
-      <w:szCs w:val="36"/>
+      <w:sz w:val="32"/>
+      <w:szCs w:val="32"/>
     </w:rPr>
   </w:style>
   <w:style w:type="paragraph" w:styleId="Heading2">
@@ -5974,18 +5922,15 @@
     <w:next w:val="BodyText"/>
     <w:qFormat/>
     <w:pPr>
-      <w:pBdr>
-        <w:bottom w:val="single" w:sz="2" w:space="3" w:color="999999"/>
-      </w:pBdr>
-      <w:spacing w:before="440" w:after="120"/>
+      <w:spacing w:before="440" w:after="160"/>
       <w:outlineLvl w:val="1"/>
     </w:pPr>
     <w:rPr>
       <w:rFonts w:ascii="Liberation Serif" w:hAnsi="Liberation Serif" w:eastAsia="Songti SC" w:cs="Arial Unicode MS"/>
       <w:b/>
       <w:bCs/>
-      <w:sz w:val="28"/>
-      <w:szCs w:val="28"/>
+      <w:sz w:val="26"/>
+      <w:szCs w:val="26"/>
     </w:rPr>
   </w:style>
   <w:style w:type="paragraph" w:styleId="Heading3">
@@ -5994,13 +5939,15 @@
     <w:next w:val="BodyText"/>
     <w:qFormat/>
     <w:pPr>
-      <w:spacing w:before="320" w:after="120"/>
+      <w:spacing w:before="280" w:after="120"/>
       <w:outlineLvl w:val="2"/>
     </w:pPr>
     <w:rPr>
       <w:rFonts w:ascii="Liberation Serif" w:hAnsi="Liberation Serif" w:eastAsia="Songti SC" w:cs="Arial Unicode MS"/>
       <w:b/>
       <w:bCs/>
+      <w:i/>
+      <w:iCs/>
       <w:sz w:val="24"/>
       <w:szCs w:val="24"/>
     </w:rPr>
@@ -6038,8 +5985,9 @@
     <w:name w:val="Source Text"/>
     <w:qFormat/>
     <w:rPr>
-      <w:rFonts w:ascii="monospace" w:hAnsi="monospace" w:eastAsia="monospace" w:cs="monospace"/>
-      <w:shd w:fill="F2F2F2" w:val="clear"/>
+      <w:rFonts w:ascii="Courier New;Courier;monospace" w:hAnsi="Courier New;Courier;monospace" w:eastAsia="Courier New;Courier;monospace" w:cs="Courier New;Courier;monospace"/>
+      <w:sz w:val="21"/>
+      <w:szCs w:val="21"/>
     </w:rPr>
   </w:style>
   <w:style w:type="character" w:styleId="Strong">
@@ -6158,14 +6106,18 @@
     <w:basedOn w:val="Normal"/>
     <w:qFormat/>
     <w:pPr>
-      <w:pBdr/>
-      <w:shd w:fill="F2F2F2" w:val="clear"/>
+      <w:pBdr>
+        <w:top w:val="single" w:sz="2" w:space="6" w:color="999999"/>
+        <w:left w:val="single" w:sz="2" w:space="6" w:color="999999"/>
+        <w:bottom w:val="single" w:sz="2" w:space="6" w:color="999999"/>
+        <w:right w:val="single" w:sz="2" w:space="6" w:color="999999"/>
+      </w:pBdr>
       <w:spacing w:before="0" w:after="0"/>
     </w:pPr>
     <w:rPr>
-      <w:rFonts w:ascii="Liberation Mono" w:hAnsi="Liberation Mono" w:eastAsia="Liberation Mono" w:cs="Liberation Mono"/>
-      <w:sz w:val="18"/>
-      <w:szCs w:val="18"/>
+      <w:rFonts w:ascii="Courier New;Courier;monospace" w:hAnsi="Courier New;Courier;monospace" w:eastAsia="Courier New;Courier;monospace" w:cs="Courier New;Courier;monospace"/>
+      <w:sz w:val="17"/>
+      <w:szCs w:val="17"/>
     </w:rPr>
   </w:style>
   <w:style w:type="paragraph" w:styleId="BlockQuotation">
@@ -6174,13 +6126,14 @@
     <w:qFormat/>
     <w:pPr>
       <w:pBdr>
-        <w:left w:val="single" w:sz="18" w:space="10" w:color="999999"/>
+        <w:left w:val="single" w:sz="12" w:space="10" w:color="777777"/>
       </w:pBdr>
       <w:spacing w:before="160" w:after="160"/>
       <w:ind w:hanging="0" w:left="160" w:right="160"/>
     </w:pPr>
     <w:rPr>
-      <w:color w:val="444444"/>
+      <w:i/>
+      <w:iCs/>
     </w:rPr>
   </w:style>
   <w:style w:type="paragraph" w:styleId="TableHeading">
@@ -6189,7 +6142,6 @@
     <w:qFormat/>
     <w:pPr>
       <w:suppressLineNumbers/>
-      <w:shd w:fill="EEEEEE" w:val="clear"/>
       <w:jc w:val="left"/>
     </w:pPr>
     <w:rPr>
